--- a/Documents/스테이지 1 기획서 (초안, 양식 확인이랑 방향성 확인용).docx
+++ b/Documents/스테이지 1 기획서 (초안, 양식 확인이랑 방향성 확인용).docx
@@ -9,9 +9,6 @@
           <w:ilvl w:val="0"/>
           <w:numId w:val="3"/>
         </w:numPr>
-        <w:rPr>
-          <w:rFonts w:hint="eastAsia"/>
-        </w:rPr>
       </w:pPr>
       <w:r>
         <w:rPr>
@@ -40,9 +37,6 @@
           <w:p>
             <w:pPr>
               <w:jc w:val="center"/>
-              <w:rPr>
-                <w:rFonts w:hint="eastAsia"/>
-              </w:rPr>
             </w:pPr>
             <w:r>
               <w:rPr>
@@ -60,9 +54,6 @@
           <w:p>
             <w:pPr>
               <w:jc w:val="center"/>
-              <w:rPr>
-                <w:rFonts w:hint="eastAsia"/>
-              </w:rPr>
             </w:pPr>
             <w:r>
               <w:rPr>
@@ -80,9 +71,6 @@
           <w:p>
             <w:pPr>
               <w:jc w:val="center"/>
-              <w:rPr>
-                <w:rFonts w:hint="eastAsia"/>
-              </w:rPr>
             </w:pPr>
             <w:r>
               <w:rPr>
@@ -99,11 +87,6 @@
             <w:tcW w:w="2263" w:type="dxa"/>
           </w:tcPr>
           <w:p>
-            <w:pPr>
-              <w:rPr>
-                <w:rFonts w:hint="eastAsia"/>
-              </w:rPr>
-            </w:pPr>
             <w:r>
               <w:rPr>
                 <w:rFonts w:hint="eastAsia"/>
@@ -117,11 +100,6 @@
             <w:tcW w:w="4111" w:type="dxa"/>
           </w:tcPr>
           <w:p>
-            <w:pPr>
-              <w:rPr>
-                <w:rFonts w:hint="eastAsia"/>
-              </w:rPr>
-            </w:pPr>
             <w:r>
               <w:rPr>
                 <w:rFonts w:hint="eastAsia"/>
@@ -134,13 +112,7 @@
           <w:tcPr>
             <w:tcW w:w="2642" w:type="dxa"/>
           </w:tcPr>
-          <w:p>
-            <w:pPr>
-              <w:rPr>
-                <w:rFonts w:hint="eastAsia"/>
-              </w:rPr>
-            </w:pPr>
-          </w:p>
+          <w:p/>
         </w:tc>
       </w:tr>
       <w:tr>
@@ -149,11 +121,6 @@
             <w:tcW w:w="2263" w:type="dxa"/>
           </w:tcPr>
           <w:p>
-            <w:pPr>
-              <w:rPr>
-                <w:rFonts w:hint="eastAsia"/>
-              </w:rPr>
-            </w:pPr>
             <w:r>
               <w:rPr>
                 <w:rFonts w:hint="eastAsia"/>
@@ -167,11 +134,6 @@
             <w:tcW w:w="4111" w:type="dxa"/>
           </w:tcPr>
           <w:p>
-            <w:pPr>
-              <w:rPr>
-                <w:rFonts w:hint="eastAsia"/>
-              </w:rPr>
-            </w:pPr>
             <w:r>
               <w:rPr>
                 <w:rFonts w:hint="eastAsia"/>
@@ -184,13 +146,7 @@
           <w:tcPr>
             <w:tcW w:w="2642" w:type="dxa"/>
           </w:tcPr>
-          <w:p>
-            <w:pPr>
-              <w:rPr>
-                <w:rFonts w:hint="eastAsia"/>
-              </w:rPr>
-            </w:pPr>
-          </w:p>
+          <w:p/>
         </w:tc>
       </w:tr>
       <w:tr>
@@ -199,11 +155,6 @@
             <w:tcW w:w="2263" w:type="dxa"/>
           </w:tcPr>
           <w:p>
-            <w:pPr>
-              <w:rPr>
-                <w:rFonts w:hint="eastAsia"/>
-              </w:rPr>
-            </w:pPr>
             <w:r>
               <w:rPr>
                 <w:rFonts w:hint="eastAsia"/>
@@ -217,11 +168,6 @@
             <w:tcW w:w="4111" w:type="dxa"/>
           </w:tcPr>
           <w:p>
-            <w:pPr>
-              <w:rPr>
-                <w:rFonts w:hint="eastAsia"/>
-              </w:rPr>
-            </w:pPr>
             <w:r>
               <w:rPr>
                 <w:rFonts w:hint="eastAsia"/>
@@ -235,11 +181,6 @@
             <w:tcW w:w="2642" w:type="dxa"/>
           </w:tcPr>
           <w:p>
-            <w:pPr>
-              <w:rPr>
-                <w:rFonts w:hint="eastAsia"/>
-              </w:rPr>
-            </w:pPr>
             <w:r>
               <w:t>S</w:t>
             </w:r>
@@ -258,11 +199,6 @@
             <w:tcW w:w="2263" w:type="dxa"/>
           </w:tcPr>
           <w:p>
-            <w:pPr>
-              <w:rPr>
-                <w:rFonts w:hint="eastAsia"/>
-              </w:rPr>
-            </w:pPr>
             <w:r>
               <w:rPr>
                 <w:rFonts w:hint="eastAsia"/>
@@ -276,11 +212,6 @@
             <w:tcW w:w="4111" w:type="dxa"/>
           </w:tcPr>
           <w:p>
-            <w:pPr>
-              <w:rPr>
-                <w:rFonts w:hint="eastAsia"/>
-              </w:rPr>
-            </w:pPr>
             <w:r>
               <w:rPr>
                 <w:rFonts w:hint="eastAsia"/>
@@ -294,30 +225,11 @@
             <w:tcW w:w="2642" w:type="dxa"/>
           </w:tcPr>
           <w:p>
-            <w:pPr>
-              <w:rPr>
-                <w:rFonts w:hint="eastAsia"/>
-              </w:rPr>
-            </w:pPr>
             <w:r>
               <w:rPr>
                 <w:rFonts w:hint="eastAsia"/>
               </w:rPr>
-              <w:t xml:space="preserve">(키 할당 없음, 점프 후 조건에 </w:t>
-            </w:r>
-            <w:proofErr w:type="gramStart"/>
-            <w:r>
-              <w:rPr>
-                <w:rFonts w:hint="eastAsia"/>
-              </w:rPr>
-              <w:t>걸맞는</w:t>
-            </w:r>
-            <w:proofErr w:type="gramEnd"/>
-            <w:r>
-              <w:rPr>
-                <w:rFonts w:hint="eastAsia"/>
-              </w:rPr>
-              <w:t xml:space="preserve"> 높이의 턱 위를 잡으면 자동으로 발동)</w:t>
+              <w:t>(키 할당 없음, 점프 후 조건에 걸맞는 높이의 턱 위를 잡으면 자동으로 발동)</w:t>
             </w:r>
           </w:p>
         </w:tc>
@@ -328,11 +240,6 @@
             <w:tcW w:w="2263" w:type="dxa"/>
           </w:tcPr>
           <w:p>
-            <w:pPr>
-              <w:rPr>
-                <w:rFonts w:hint="eastAsia"/>
-              </w:rPr>
-            </w:pPr>
             <w:r>
               <w:rPr>
                 <w:rFonts w:hint="eastAsia"/>
@@ -345,24 +252,13 @@
           <w:tcPr>
             <w:tcW w:w="4111" w:type="dxa"/>
           </w:tcPr>
-          <w:p>
-            <w:pPr>
-              <w:rPr>
-                <w:rFonts w:hint="eastAsia"/>
-              </w:rPr>
-            </w:pPr>
-          </w:p>
+          <w:p/>
         </w:tc>
         <w:tc>
           <w:tcPr>
             <w:tcW w:w="2642" w:type="dxa"/>
           </w:tcPr>
           <w:p>
-            <w:pPr>
-              <w:rPr>
-                <w:rFonts w:hint="eastAsia"/>
-              </w:rPr>
-            </w:pPr>
             <w:r>
               <w:rPr>
                 <w:rFonts w:hint="eastAsia"/>
@@ -378,11 +274,6 @@
             <w:tcW w:w="2263" w:type="dxa"/>
           </w:tcPr>
           <w:p>
-            <w:pPr>
-              <w:rPr>
-                <w:rFonts w:hint="eastAsia"/>
-              </w:rPr>
-            </w:pPr>
             <w:r>
               <w:rPr>
                 <w:rFonts w:hint="eastAsia"/>
@@ -395,24 +286,13 @@
           <w:tcPr>
             <w:tcW w:w="4111" w:type="dxa"/>
           </w:tcPr>
-          <w:p>
-            <w:pPr>
-              <w:rPr>
-                <w:rFonts w:hint="eastAsia"/>
-              </w:rPr>
-            </w:pPr>
-          </w:p>
+          <w:p/>
         </w:tc>
         <w:tc>
           <w:tcPr>
             <w:tcW w:w="2642" w:type="dxa"/>
           </w:tcPr>
           <w:p>
-            <w:pPr>
-              <w:rPr>
-                <w:rFonts w:hint="eastAsia"/>
-              </w:rPr>
-            </w:pPr>
             <w:r>
               <w:rPr>
                 <w:rFonts w:hint="eastAsia"/>
@@ -428,11 +308,6 @@
             <w:tcW w:w="2263" w:type="dxa"/>
           </w:tcPr>
           <w:p>
-            <w:pPr>
-              <w:rPr>
-                <w:rFonts w:hint="eastAsia"/>
-              </w:rPr>
-            </w:pPr>
             <w:r>
               <w:rPr>
                 <w:rFonts w:hint="eastAsia"/>
@@ -445,24 +320,13 @@
           <w:tcPr>
             <w:tcW w:w="4111" w:type="dxa"/>
           </w:tcPr>
-          <w:p>
-            <w:pPr>
-              <w:rPr>
-                <w:rFonts w:hint="eastAsia"/>
-              </w:rPr>
-            </w:pPr>
-          </w:p>
+          <w:p/>
         </w:tc>
         <w:tc>
           <w:tcPr>
             <w:tcW w:w="2642" w:type="dxa"/>
           </w:tcPr>
           <w:p>
-            <w:pPr>
-              <w:rPr>
-                <w:rFonts w:hint="eastAsia"/>
-              </w:rPr>
-            </w:pPr>
             <w:r>
               <w:rPr>
                 <w:rFonts w:hint="eastAsia"/>
@@ -478,11 +342,6 @@
             <w:tcW w:w="2263" w:type="dxa"/>
           </w:tcPr>
           <w:p>
-            <w:pPr>
-              <w:rPr>
-                <w:rFonts w:hint="eastAsia"/>
-              </w:rPr>
-            </w:pPr>
             <w:r>
               <w:rPr>
                 <w:rFonts w:hint="eastAsia"/>
@@ -495,24 +354,13 @@
           <w:tcPr>
             <w:tcW w:w="4111" w:type="dxa"/>
           </w:tcPr>
-          <w:p>
-            <w:pPr>
-              <w:rPr>
-                <w:rFonts w:hint="eastAsia"/>
-              </w:rPr>
-            </w:pPr>
-          </w:p>
+          <w:p/>
         </w:tc>
         <w:tc>
           <w:tcPr>
             <w:tcW w:w="2642" w:type="dxa"/>
           </w:tcPr>
           <w:p>
-            <w:pPr>
-              <w:rPr>
-                <w:rFonts w:hint="eastAsia"/>
-              </w:rPr>
-            </w:pPr>
             <w:r>
               <w:rPr>
                 <w:rFonts w:hint="eastAsia"/>
@@ -528,11 +376,6 @@
             <w:tcW w:w="2263" w:type="dxa"/>
           </w:tcPr>
           <w:p>
-            <w:pPr>
-              <w:rPr>
-                <w:rFonts w:hint="eastAsia"/>
-              </w:rPr>
-            </w:pPr>
             <w:r>
               <w:rPr>
                 <w:rFonts w:hint="eastAsia"/>
@@ -545,24 +388,13 @@
           <w:tcPr>
             <w:tcW w:w="4111" w:type="dxa"/>
           </w:tcPr>
-          <w:p>
-            <w:pPr>
-              <w:rPr>
-                <w:rFonts w:hint="eastAsia"/>
-              </w:rPr>
-            </w:pPr>
-          </w:p>
+          <w:p/>
         </w:tc>
         <w:tc>
           <w:tcPr>
             <w:tcW w:w="2642" w:type="dxa"/>
           </w:tcPr>
           <w:p>
-            <w:pPr>
-              <w:rPr>
-                <w:rFonts w:hint="eastAsia"/>
-              </w:rPr>
-            </w:pPr>
             <w:r>
               <w:rPr>
                 <w:rFonts w:hint="eastAsia"/>
@@ -574,19 +406,10 @@
       </w:tr>
     </w:tbl>
     <w:p/>
-    <w:p>
-      <w:pPr>
-        <w:rPr>
-          <w:rFonts w:hint="eastAsia"/>
-        </w:rPr>
-      </w:pPr>
-    </w:p>
+    <w:p/>
     <w:p>
       <w:pPr>
         <w:pStyle w:val="1"/>
-        <w:rPr>
-          <w:rFonts w:hint="eastAsia"/>
-        </w:rPr>
       </w:pPr>
       <w:r>
         <w:rPr>
@@ -648,11 +471,6 @@
       </w:r>
     </w:p>
     <w:p>
-      <w:pPr>
-        <w:rPr>
-          <w:rFonts w:hint="eastAsia"/>
-        </w:rPr>
-      </w:pPr>
       <w:r>
         <w:rPr>
           <w:rFonts w:hint="eastAsia"/>
@@ -665,7 +483,19 @@
         <w:rPr>
           <w:rFonts w:hint="eastAsia"/>
         </w:rPr>
-        <w:t xml:space="preserve">유저가 스페이스를 누르면 대사 넘기기 가능 </w:t>
+        <w:t>유저가 스페이스</w:t>
+      </w:r>
+      <w:r>
+        <w:rPr>
+          <w:rFonts w:hint="eastAsia"/>
+        </w:rPr>
+        <w:t xml:space="preserve"> 또는 A키를</w:t>
+      </w:r>
+      <w:r>
+        <w:rPr>
+          <w:rFonts w:hint="eastAsia"/>
+        </w:rPr>
+        <w:t xml:space="preserve"> 누르면 대사 넘기기 가능 </w:t>
       </w:r>
     </w:p>
     <w:p>
@@ -755,11 +585,6 @@
       </w:r>
     </w:p>
     <w:p>
-      <w:pPr>
-        <w:rPr>
-          <w:rFonts w:hint="eastAsia"/>
-        </w:rPr>
-      </w:pPr>
       <w:r>
         <w:rPr>
           <w:rFonts w:hint="eastAsia"/>
@@ -774,11 +599,6 @@
       </w:r>
     </w:p>
     <w:p>
-      <w:pPr>
-        <w:rPr>
-          <w:rFonts w:hint="eastAsia"/>
-        </w:rPr>
-      </w:pPr>
       <w:r>
         <w:rPr>
           <w:rFonts w:hint="eastAsia"/>
@@ -791,15 +611,22 @@
         <w:rPr>
           <w:rFonts w:hint="eastAsia"/>
         </w:rPr>
-        <w:t xml:space="preserve">유저가 스페이스를 누르면 대사 넘기기 가능 </w:t>
-      </w:r>
-    </w:p>
-    <w:p>
-      <w:pPr>
-        <w:rPr>
-          <w:rFonts w:hint="eastAsia"/>
-        </w:rPr>
-      </w:pPr>
+        <w:t>유저가 스페이스</w:t>
+      </w:r>
+      <w:r>
+        <w:rPr>
+          <w:rFonts w:hint="eastAsia"/>
+        </w:rPr>
+        <w:t xml:space="preserve"> 또는 A</w:t>
+      </w:r>
+      <w:r>
+        <w:rPr>
+          <w:rFonts w:hint="eastAsia"/>
+        </w:rPr>
+        <w:t xml:space="preserve">를 누르면 대사 넘기기 가능 </w:t>
+      </w:r>
+    </w:p>
+    <w:p>
       <w:r>
         <w:rPr>
           <w:noProof/>
@@ -855,13 +682,7 @@
         </w:drawing>
       </w:r>
     </w:p>
-    <w:p>
-      <w:pPr>
-        <w:rPr>
-          <w:rFonts w:hint="eastAsia"/>
-        </w:rPr>
-      </w:pPr>
-    </w:p>
+    <w:p/>
     <w:p>
       <w:pPr>
         <w:pStyle w:val="1"/>
@@ -869,9 +690,6 @@
           <w:ilvl w:val="0"/>
           <w:numId w:val="4"/>
         </w:numPr>
-        <w:rPr>
-          <w:rFonts w:hint="eastAsia"/>
-        </w:rPr>
       </w:pPr>
       <w:r>
         <w:rPr>
@@ -885,21 +703,7 @@
         <w:rPr>
           <w:rFonts w:hint="eastAsia"/>
         </w:rPr>
-        <w:t xml:space="preserve">STAGE </w:t>
-      </w:r>
-      <w:proofErr w:type="gramStart"/>
-      <w:r>
-        <w:rPr>
-          <w:rFonts w:hint="eastAsia"/>
-        </w:rPr>
-        <w:t>1 :</w:t>
-      </w:r>
-      <w:proofErr w:type="gramEnd"/>
-      <w:r>
-        <w:rPr>
-          <w:rFonts w:hint="eastAsia"/>
-        </w:rPr>
-        <w:t xml:space="preserve"> 뒷산 느낌의 스테이지 </w:t>
+        <w:t xml:space="preserve">STAGE 1 : 뒷산 느낌의 스테이지 </w:t>
       </w:r>
     </w:p>
     <w:p>
@@ -939,6 +743,9 @@
         </w:tabs>
       </w:pPr>
       <w:r>
+        <w:rPr>
+          <w:noProof/>
+        </w:rPr>
         <w:lastRenderedPageBreak/>
         <w:drawing>
           <wp:anchor distT="0" distB="0" distL="114300" distR="114300" simplePos="0" relativeHeight="251660288" behindDoc="0" locked="0" layoutInCell="1" allowOverlap="1" wp14:anchorId="3041B4A4" wp14:editId="0DB7A71B">
@@ -1021,79 +828,40 @@
         <w:rPr>
           <w:rFonts w:hint="eastAsia"/>
         </w:rPr>
-        <w:t xml:space="preserve"> </w:t>
-      </w:r>
-      <w:proofErr w:type="gramStart"/>
-      <w:r>
-        <w:rPr>
-          <w:rFonts w:hint="eastAsia"/>
-        </w:rPr>
-        <w:t>설명 :</w:t>
-      </w:r>
-      <w:proofErr w:type="gramEnd"/>
-      <w:r>
-        <w:rPr>
-          <w:rFonts w:hint="eastAsia"/>
-        </w:rPr>
-        <w:t xml:space="preserve"> </w:t>
-      </w:r>
-    </w:p>
-    <w:p>
-      <w:pPr>
-        <w:tabs>
-          <w:tab w:val="center" w:pos="4513"/>
-        </w:tabs>
-      </w:pPr>
-      <w:r>
-        <w:rPr>
-          <w:rFonts w:hint="eastAsia"/>
-        </w:rPr>
-        <w:t xml:space="preserve">길의 </w:t>
-      </w:r>
-      <w:proofErr w:type="gramStart"/>
-      <w:r>
-        <w:rPr>
-          <w:rFonts w:hint="eastAsia"/>
-        </w:rPr>
-        <w:t>왼쪽 :</w:t>
-      </w:r>
-      <w:proofErr w:type="gramEnd"/>
-      <w:r>
-        <w:rPr>
-          <w:rFonts w:hint="eastAsia"/>
-        </w:rPr>
-        <w:t xml:space="preserve"> 강물이 흐르고 있어서 이동하지 못하는 지역 </w:t>
-      </w:r>
-    </w:p>
-    <w:p>
-      <w:pPr>
-        <w:tabs>
-          <w:tab w:val="center" w:pos="4513"/>
-        </w:tabs>
-      </w:pPr>
-      <w:proofErr w:type="gramStart"/>
-      <w:r>
-        <w:rPr>
-          <w:rFonts w:hint="eastAsia"/>
-        </w:rPr>
-        <w:t>오른쪽 :</w:t>
-      </w:r>
-      <w:proofErr w:type="gramEnd"/>
-      <w:r>
-        <w:rPr>
-          <w:rFonts w:hint="eastAsia"/>
-        </w:rPr>
-        <w:t xml:space="preserve"> 나무와 풀로 우거진 산의 모습</w:t>
-      </w:r>
-    </w:p>
-    <w:p>
-      <w:pPr>
-        <w:tabs>
-          <w:tab w:val="center" w:pos="4513"/>
-        </w:tabs>
-        <w:rPr>
-          <w:rFonts w:hint="eastAsia"/>
-        </w:rPr>
+        <w:t xml:space="preserve"> 설명 : </w:t>
+      </w:r>
+    </w:p>
+    <w:p>
+      <w:pPr>
+        <w:tabs>
+          <w:tab w:val="center" w:pos="4513"/>
+        </w:tabs>
+      </w:pPr>
+      <w:r>
+        <w:rPr>
+          <w:rFonts w:hint="eastAsia"/>
+        </w:rPr>
+        <w:t xml:space="preserve">길의 왼쪽 : 강물이 흐르고 있어서 이동하지 못하는 지역 </w:t>
+      </w:r>
+    </w:p>
+    <w:p>
+      <w:pPr>
+        <w:tabs>
+          <w:tab w:val="center" w:pos="4513"/>
+        </w:tabs>
+      </w:pPr>
+      <w:r>
+        <w:rPr>
+          <w:rFonts w:hint="eastAsia"/>
+        </w:rPr>
+        <w:t>오른쪽 : 나무와 풀로 우거진 산의 모습</w:t>
+      </w:r>
+    </w:p>
+    <w:p>
+      <w:pPr>
+        <w:tabs>
+          <w:tab w:val="center" w:pos="4513"/>
+        </w:tabs>
       </w:pPr>
       <w:r>
         <w:rPr>
@@ -1133,9 +901,6 @@
         <w:tabs>
           <w:tab w:val="center" w:pos="4513"/>
         </w:tabs>
-        <w:rPr>
-          <w:rFonts w:hint="eastAsia"/>
-        </w:rPr>
       </w:pPr>
       <w:r>
         <w:rPr>
@@ -1216,23 +981,7 @@
           <w:rFonts w:hint="eastAsia"/>
           <w:color w:val="EE0000"/>
         </w:rPr>
-        <w:t xml:space="preserve">기획 </w:t>
-      </w:r>
-      <w:proofErr w:type="gramStart"/>
-      <w:r>
-        <w:rPr>
-          <w:rFonts w:hint="eastAsia"/>
-          <w:color w:val="EE0000"/>
-        </w:rPr>
-        <w:t>의도 :</w:t>
-      </w:r>
-      <w:proofErr w:type="gramEnd"/>
-      <w:r>
-        <w:rPr>
-          <w:rFonts w:hint="eastAsia"/>
-          <w:color w:val="EE0000"/>
-        </w:rPr>
-        <w:t xml:space="preserve"> 점프를 사용해서 진행하는 방법을 알려주는 튜토리얼 구역, 점프로 계단을 올라간 후 마지막은 턱을 손으로 잡고 올라가는 동작을 유저가 학습하게 된다. </w:t>
+        <w:t xml:space="preserve">기획 의도 : 점프를 사용해서 진행하는 방법을 알려주는 튜토리얼 구역, 점프로 계단을 올라간 후 마지막은 턱을 손으로 잡고 올라가는 동작을 유저가 학습하게 된다. </w:t>
       </w:r>
     </w:p>
     <w:p>
@@ -1286,21 +1035,7 @@
         <w:rPr>
           <w:rFonts w:hint="eastAsia"/>
         </w:rPr>
-        <w:t xml:space="preserve"> START 지점) 있었고, 정신을 차린 후 다음 대사를 </w:t>
-      </w:r>
-      <w:proofErr w:type="gramStart"/>
-      <w:r>
-        <w:rPr>
-          <w:rFonts w:hint="eastAsia"/>
-        </w:rPr>
-        <w:t>독백 한다</w:t>
-      </w:r>
-      <w:proofErr w:type="gramEnd"/>
-      <w:r>
-        <w:rPr>
-          <w:rFonts w:hint="eastAsia"/>
-        </w:rPr>
-        <w:t xml:space="preserve">. </w:t>
+        <w:t xml:space="preserve"> START 지점) 있었고, 정신을 차린 후 다음 대사를 독백 한다. </w:t>
       </w:r>
     </w:p>
     <w:p>
@@ -1731,19 +1466,11 @@
           </mc:Fallback>
         </mc:AlternateContent>
       </w:r>
-      <w:proofErr w:type="gramStart"/>
-      <w:r>
-        <w:rPr>
-          <w:rFonts w:hint="eastAsia"/>
-        </w:rPr>
-        <w:t>내용 :</w:t>
-      </w:r>
-      <w:proofErr w:type="gramEnd"/>
-      <w:r>
-        <w:rPr>
-          <w:rFonts w:hint="eastAsia"/>
-        </w:rPr>
-        <w:t xml:space="preserve"> </w:t>
+      <w:r>
+        <w:rPr>
+          <w:rFonts w:hint="eastAsia"/>
+        </w:rPr>
+        <w:t xml:space="preserve">내용 : </w:t>
       </w:r>
     </w:p>
     <w:p>
@@ -1803,11 +1530,6 @@
       </w:r>
     </w:p>
     <w:p>
-      <w:pPr>
-        <w:rPr>
-          <w:rFonts w:hint="eastAsia"/>
-        </w:rPr>
-      </w:pPr>
       <w:r>
         <w:rPr>
           <w:rFonts w:hint="eastAsia"/>
@@ -2070,21 +1792,7 @@
         <w:rPr>
           <w:rFonts w:hint="eastAsia"/>
         </w:rPr>
-        <w:t xml:space="preserve">주인공의 </w:t>
-      </w:r>
-      <w:proofErr w:type="gramStart"/>
-      <w:r>
-        <w:rPr>
-          <w:rFonts w:hint="eastAsia"/>
-        </w:rPr>
-        <w:t>대사 :</w:t>
-      </w:r>
-      <w:proofErr w:type="gramEnd"/>
-      <w:r>
-        <w:rPr>
-          <w:rFonts w:hint="eastAsia"/>
-        </w:rPr>
-        <w:t xml:space="preserve"> (스페이스로 </w:t>
+        <w:t xml:space="preserve">주인공의 대사 : (스페이스로 </w:t>
       </w:r>
       <w:proofErr w:type="spellStart"/>
       <w:r>
@@ -2112,21 +1820,7 @@
         <w:rPr>
           <w:rFonts w:hint="eastAsia"/>
         </w:rPr>
-        <w:t xml:space="preserve">대사 </w:t>
-      </w:r>
-      <w:proofErr w:type="gramStart"/>
-      <w:r>
-        <w:rPr>
-          <w:rFonts w:hint="eastAsia"/>
-        </w:rPr>
-        <w:t>1 :</w:t>
-      </w:r>
-      <w:proofErr w:type="gramEnd"/>
-      <w:r>
-        <w:rPr>
-          <w:rFonts w:hint="eastAsia"/>
-        </w:rPr>
-        <w:t xml:space="preserve"> 어렸을 때 뒷산에 이런 유적이 있었던가?</w:t>
+        <w:t>대사 1 : 어렸을 때 뒷산에 이런 유적이 있었던가?</w:t>
       </w:r>
     </w:p>
     <w:p>
@@ -2140,21 +1834,7 @@
         <w:rPr>
           <w:rFonts w:hint="eastAsia"/>
         </w:rPr>
-        <w:t xml:space="preserve">대사 </w:t>
-      </w:r>
-      <w:proofErr w:type="gramStart"/>
-      <w:r>
-        <w:rPr>
-          <w:rFonts w:hint="eastAsia"/>
-        </w:rPr>
-        <w:t>2 :</w:t>
-      </w:r>
-      <w:proofErr w:type="gramEnd"/>
-      <w:r>
-        <w:rPr>
-          <w:rFonts w:hint="eastAsia"/>
-        </w:rPr>
-        <w:t xml:space="preserve"> 뭐가 있는지 궁금한데 한번 탐험해 </w:t>
+        <w:t xml:space="preserve">대사 2 : 뭐가 있는지 궁금한데 한번 탐험해 </w:t>
       </w:r>
       <w:proofErr w:type="spellStart"/>
       <w:r>
@@ -2199,9 +1879,6 @@
           <w:tab w:val="center" w:pos="4513"/>
         </w:tabs>
         <w:ind w:left="440"/>
-        <w:rPr>
-          <w:rFonts w:hint="eastAsia"/>
-        </w:rPr>
       </w:pPr>
       <w:r>
         <w:rPr>
@@ -2282,7 +1959,6 @@
                               </w:tabs>
                               <w:jc w:val="both"/>
                               <w:rPr>
-                                <w:rFonts w:hint="eastAsia"/>
                                 <w:color w:val="000000" w:themeColor="text1"/>
                               </w:rPr>
                             </w:pPr>
@@ -2298,7 +1974,6 @@
                             <w:pPr>
                               <w:jc w:val="both"/>
                               <w:rPr>
-                                <w:rFonts w:hint="eastAsia"/>
                                 <w:color w:val="000000" w:themeColor="text1"/>
                               </w:rPr>
                             </w:pPr>
@@ -2357,7 +2032,6 @@
                         </w:tabs>
                         <w:jc w:val="both"/>
                         <w:rPr>
-                          <w:rFonts w:hint="eastAsia"/>
                           <w:color w:val="000000" w:themeColor="text1"/>
                         </w:rPr>
                       </w:pPr>
@@ -2373,7 +2047,6 @@
                       <w:pPr>
                         <w:jc w:val="both"/>
                         <w:rPr>
-                          <w:rFonts w:hint="eastAsia"/>
                           <w:color w:val="000000" w:themeColor="text1"/>
                         </w:rPr>
                       </w:pPr>
@@ -2436,9 +2109,6 @@
           <w:tab w:val="center" w:pos="4513"/>
         </w:tabs>
         <w:ind w:left="440"/>
-        <w:rPr>
-          <w:rFonts w:hint="eastAsia"/>
-        </w:rPr>
       </w:pPr>
       <w:r>
         <w:rPr>
@@ -2446,6 +2116,850 @@
         </w:rPr>
         <w:lastRenderedPageBreak/>
         <w:t>(뱀의 모션은 차후 작성)</w:t>
+      </w:r>
+    </w:p>
+    <w:p>
+      <w:pPr>
+        <w:tabs>
+          <w:tab w:val="center" w:pos="4513"/>
+        </w:tabs>
+        <w:ind w:left="440"/>
+      </w:pPr>
+    </w:p>
+    <w:p>
+      <w:pPr>
+        <w:tabs>
+          <w:tab w:val="center" w:pos="4513"/>
+        </w:tabs>
+        <w:ind w:left="440"/>
+      </w:pPr>
+      <w:r>
+        <w:rPr>
+          <w:rFonts w:hint="eastAsia"/>
+          <w:noProof/>
+          <w:lang w:val="ko-KR"/>
+        </w:rPr>
+        <mc:AlternateContent>
+          <mc:Choice Requires="wps">
+            <w:drawing>
+              <wp:anchor distT="0" distB="0" distL="114300" distR="114300" simplePos="0" relativeHeight="251672576" behindDoc="0" locked="0" layoutInCell="1" allowOverlap="1" wp14:anchorId="27EF2411" wp14:editId="24084403">
+                <wp:simplePos x="0" y="0"/>
+                <wp:positionH relativeFrom="margin">
+                  <wp:align>left</wp:align>
+                </wp:positionH>
+                <wp:positionV relativeFrom="paragraph">
+                  <wp:posOffset>539115</wp:posOffset>
+                </wp:positionV>
+                <wp:extent cx="5695950" cy="866775"/>
+                <wp:effectExtent l="0" t="0" r="19050" b="28575"/>
+                <wp:wrapTopAndBottom/>
+                <wp:docPr id="669495509" name="직사각형 1"/>
+                <wp:cNvGraphicFramePr/>
+                <a:graphic xmlns:a="http://schemas.openxmlformats.org/drawingml/2006/main">
+                  <a:graphicData uri="http://schemas.microsoft.com/office/word/2010/wordprocessingShape">
+                    <wps:wsp>
+                      <wps:cNvSpPr/>
+                      <wps:spPr>
+                        <a:xfrm>
+                          <a:off x="0" y="0"/>
+                          <a:ext cx="5695950" cy="866775"/>
+                        </a:xfrm>
+                        <a:prstGeom prst="rect">
+                          <a:avLst/>
+                        </a:prstGeom>
+                        <a:noFill/>
+                      </wps:spPr>
+                      <wps:style>
+                        <a:lnRef idx="2">
+                          <a:schemeClr val="accent1">
+                            <a:shade val="15000"/>
+                          </a:schemeClr>
+                        </a:lnRef>
+                        <a:fillRef idx="1">
+                          <a:schemeClr val="accent1"/>
+                        </a:fillRef>
+                        <a:effectRef idx="0">
+                          <a:schemeClr val="accent1"/>
+                        </a:effectRef>
+                        <a:fontRef idx="minor">
+                          <a:schemeClr val="lt1"/>
+                        </a:fontRef>
+                      </wps:style>
+                      <wps:txbx>
+                        <w:txbxContent>
+                          <w:p>
+                            <w:pPr>
+                              <w:tabs>
+                                <w:tab w:val="center" w:pos="4513"/>
+                              </w:tabs>
+                              <w:rPr>
+                                <w:color w:val="000000" w:themeColor="text1"/>
+                              </w:rPr>
+                            </w:pPr>
+                            <w:r>
+                              <w:rPr>
+                                <w:rFonts w:hint="eastAsia"/>
+                                <w:color w:val="000000" w:themeColor="text1"/>
+                              </w:rPr>
+                              <w:t>정면의 문을 열기 위해서는 열쇠가 필요합니다.</w:t>
+                            </w:r>
+                          </w:p>
+                          <w:p>
+                            <w:pPr>
+                              <w:tabs>
+                                <w:tab w:val="center" w:pos="4513"/>
+                              </w:tabs>
+                              <w:rPr>
+                                <w:rFonts w:hint="eastAsia"/>
+                                <w:color w:val="000000" w:themeColor="text1"/>
+                              </w:rPr>
+                            </w:pPr>
+                            <w:proofErr w:type="spellStart"/>
+                            <w:r>
+                              <w:rPr>
+                                <w:rFonts w:hint="eastAsia"/>
+                                <w:color w:val="000000" w:themeColor="text1"/>
+                              </w:rPr>
+                              <w:t>맵의</w:t>
+                            </w:r>
+                            <w:proofErr w:type="spellEnd"/>
+                            <w:r>
+                              <w:rPr>
+                                <w:rFonts w:hint="eastAsia"/>
+                                <w:color w:val="000000" w:themeColor="text1"/>
+                              </w:rPr>
+                              <w:t xml:space="preserve"> 여려 곳을 돌아다니면서 열쇠를 찾아봅시다.</w:t>
+                            </w:r>
+                          </w:p>
+                        </w:txbxContent>
+                      </wps:txbx>
+                      <wps:bodyPr rot="0" spcFirstLastPara="0" vertOverflow="overflow" horzOverflow="overflow" vert="horz" wrap="square" lIns="91440" tIns="45720" rIns="91440" bIns="45720" numCol="1" spcCol="0" rtlCol="0" fromWordArt="0" anchor="ctr" anchorCtr="0" forceAA="0" compatLnSpc="1">
+                        <a:prstTxWarp prst="textNoShape">
+                          <a:avLst/>
+                        </a:prstTxWarp>
+                        <a:noAutofit/>
+                      </wps:bodyPr>
+                    </wps:wsp>
+                  </a:graphicData>
+                </a:graphic>
+                <wp14:sizeRelV relativeFrom="margin">
+                  <wp14:pctHeight>0</wp14:pctHeight>
+                </wp14:sizeRelV>
+              </wp:anchor>
+            </w:drawing>
+          </mc:Choice>
+          <mc:Fallback>
+            <w:pict>
+              <v:rect w14:anchorId="27EF2411" id="_x0000_s1028" style="position:absolute;left:0;text-align:left;margin-left:0;margin-top:42.45pt;width:448.5pt;height:68.25pt;z-index:251672576;visibility:visible;mso-wrap-style:square;mso-height-percent:0;mso-wrap-distance-left:9pt;mso-wrap-distance-top:0;mso-wrap-distance-right:9pt;mso-wrap-distance-bottom:0;mso-position-horizontal:left;mso-position-horizontal-relative:margin;mso-position-vertical:absolute;mso-position-vertical-relative:text;mso-height-percent:0;mso-height-relative:margin;v-text-anchor:middle" o:gfxdata="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" filled="f" strokecolor="#09101d [484]" strokeweight="1pt">
+                <v:textbox>
+                  <w:txbxContent>
+                    <w:p>
+                      <w:pPr>
+                        <w:tabs>
+                          <w:tab w:val="center" w:pos="4513"/>
+                        </w:tabs>
+                        <w:rPr>
+                          <w:color w:val="000000" w:themeColor="text1"/>
+                        </w:rPr>
+                      </w:pPr>
+                      <w:r>
+                        <w:rPr>
+                          <w:rFonts w:hint="eastAsia"/>
+                          <w:color w:val="000000" w:themeColor="text1"/>
+                        </w:rPr>
+                        <w:t>정면의 문을 열기 위해서는 열쇠가 필요합니다.</w:t>
+                      </w:r>
+                    </w:p>
+                    <w:p>
+                      <w:pPr>
+                        <w:tabs>
+                          <w:tab w:val="center" w:pos="4513"/>
+                        </w:tabs>
+                        <w:rPr>
+                          <w:rFonts w:hint="eastAsia"/>
+                          <w:color w:val="000000" w:themeColor="text1"/>
+                        </w:rPr>
+                      </w:pPr>
+                      <w:proofErr w:type="spellStart"/>
+                      <w:r>
+                        <w:rPr>
+                          <w:rFonts w:hint="eastAsia"/>
+                          <w:color w:val="000000" w:themeColor="text1"/>
+                        </w:rPr>
+                        <w:t>맵의</w:t>
+                      </w:r>
+                      <w:proofErr w:type="spellEnd"/>
+                      <w:r>
+                        <w:rPr>
+                          <w:rFonts w:hint="eastAsia"/>
+                          <w:color w:val="000000" w:themeColor="text1"/>
+                        </w:rPr>
+                        <w:t xml:space="preserve"> 여려 곳을 돌아다니면서 열쇠를 찾아봅시다.</w:t>
+                      </w:r>
+                    </w:p>
+                  </w:txbxContent>
+                </v:textbox>
+                <w10:wrap type="topAndBottom" anchorx="margin"/>
+              </v:rect>
+            </w:pict>
+          </mc:Fallback>
+        </mc:AlternateContent>
+      </w:r>
+      <w:r>
+        <w:rPr>
+          <w:rFonts w:hint="eastAsia"/>
+        </w:rPr>
+        <w:t>뱀을 다 퇴치하고 나면 다음과 같은 튜토리얼이 발생한다.</w:t>
+      </w:r>
+    </w:p>
+    <w:p>
+      <w:pPr>
+        <w:tabs>
+          <w:tab w:val="center" w:pos="4513"/>
+        </w:tabs>
+      </w:pPr>
+    </w:p>
+    <w:p>
+      <w:pPr>
+        <w:tabs>
+          <w:tab w:val="center" w:pos="4513"/>
+        </w:tabs>
+      </w:pPr>
+      <w:r>
+        <w:rPr>
+          <w:rFonts w:hint="eastAsia"/>
+        </w:rPr>
+        <w:t xml:space="preserve">만약 플레이어가 가운데 문의 열쇠를 놓는 곳과 가까이 가면 카메라가 줌인 된다. </w:t>
+      </w:r>
+    </w:p>
+    <w:p>
+      <w:pPr>
+        <w:tabs>
+          <w:tab w:val="center" w:pos="4513"/>
+        </w:tabs>
+      </w:pPr>
+      <w:r>
+        <w:rPr>
+          <w:noProof/>
+        </w:rPr>
+        <w:drawing>
+          <wp:inline distT="0" distB="0" distL="0" distR="0" wp14:anchorId="7ED27272" wp14:editId="6A7D6E4E">
+            <wp:extent cx="5572125" cy="2752725"/>
+            <wp:effectExtent l="0" t="0" r="9525" b="9525"/>
+            <wp:docPr id="1341350150" name="그림 1"/>
+            <wp:cNvGraphicFramePr>
+              <a:graphicFrameLocks xmlns:a="http://schemas.openxmlformats.org/drawingml/2006/main" noChangeAspect="1"/>
+            </wp:cNvGraphicFramePr>
+            <a:graphic xmlns:a="http://schemas.openxmlformats.org/drawingml/2006/main">
+              <a:graphicData uri="http://schemas.openxmlformats.org/drawingml/2006/picture">
+                <pic:pic xmlns:pic="http://schemas.openxmlformats.org/drawingml/2006/picture">
+                  <pic:nvPicPr>
+                    <pic:cNvPr id="1341350150" name=""/>
+                    <pic:cNvPicPr/>
+                  </pic:nvPicPr>
+                  <pic:blipFill>
+                    <a:blip r:embed="rId11"/>
+                    <a:stretch>
+                      <a:fillRect/>
+                    </a:stretch>
+                  </pic:blipFill>
+                  <pic:spPr>
+                    <a:xfrm>
+                      <a:off x="0" y="0"/>
+                      <a:ext cx="5572125" cy="2752725"/>
+                    </a:xfrm>
+                    <a:prstGeom prst="rect">
+                      <a:avLst/>
+                    </a:prstGeom>
+                  </pic:spPr>
+                </pic:pic>
+              </a:graphicData>
+            </a:graphic>
+          </wp:inline>
+        </w:drawing>
+      </w:r>
+    </w:p>
+    <w:p>
+      <w:pPr>
+        <w:tabs>
+          <w:tab w:val="center" w:pos="4513"/>
+        </w:tabs>
+        <w:rPr>
+          <w:rFonts w:hint="eastAsia"/>
+        </w:rPr>
+      </w:pPr>
+      <w:r>
+        <w:rPr>
+          <w:rFonts w:hint="eastAsia"/>
+        </w:rPr>
+        <w:t xml:space="preserve">카메라 줌 인 파트, 유적 입구로부터 2m 거리 </w:t>
+      </w:r>
+    </w:p>
+    <w:p>
+      <w:pPr>
+        <w:tabs>
+          <w:tab w:val="center" w:pos="4513"/>
+        </w:tabs>
+        <w:rPr>
+          <w:rFonts w:hint="eastAsia"/>
+        </w:rPr>
+      </w:pPr>
+    </w:p>
+    <w:p>
+      <w:pPr>
+        <w:pStyle w:val="3"/>
+      </w:pPr>
+      <w:r>
+        <w:rPr>
+          <w:rFonts w:hint="eastAsia"/>
+        </w:rPr>
+        <w:t xml:space="preserve">구역 </w:t>
+      </w:r>
+      <w:r>
+        <w:rPr>
+          <w:rFonts w:hint="eastAsia"/>
+        </w:rPr>
+        <w:t>1-1</w:t>
+      </w:r>
+    </w:p>
+    <w:p>
+      <w:pPr>
+        <w:tabs>
+          <w:tab w:val="center" w:pos="4513"/>
+        </w:tabs>
+        <w:ind w:left="440"/>
+        <w:rPr>
+          <w:rFonts w:hint="eastAsia"/>
+        </w:rPr>
+      </w:pPr>
+      <w:r>
+        <w:rPr>
+          <w:rFonts w:hint="eastAsia"/>
+        </w:rPr>
+        <w:t>예시 이미지</w:t>
+      </w:r>
+    </w:p>
+    <w:p>
+      <w:pPr>
+        <w:tabs>
+          <w:tab w:val="center" w:pos="4513"/>
+        </w:tabs>
+        <w:ind w:left="440"/>
+      </w:pPr>
+      <w:r>
+        <w:rPr>
+          <w:noProof/>
+        </w:rPr>
+        <w:lastRenderedPageBreak/>
+        <w:drawing>
+          <wp:inline distT="0" distB="0" distL="0" distR="0" wp14:anchorId="66D349EA" wp14:editId="38902CFD">
+            <wp:extent cx="4305300" cy="2870041"/>
+            <wp:effectExtent l="0" t="0" r="0" b="6985"/>
+            <wp:docPr id="2041701569" name="그림 3"/>
+            <wp:cNvGraphicFramePr>
+              <a:graphicFrameLocks xmlns:a="http://schemas.openxmlformats.org/drawingml/2006/main" noChangeAspect="1"/>
+            </wp:cNvGraphicFramePr>
+            <a:graphic xmlns:a="http://schemas.openxmlformats.org/drawingml/2006/main">
+              <a:graphicData uri="http://schemas.openxmlformats.org/drawingml/2006/picture">
+                <pic:pic xmlns:pic="http://schemas.openxmlformats.org/drawingml/2006/picture">
+                  <pic:nvPicPr>
+                    <pic:cNvPr id="2041701569" name="그림 2041701569"/>
+                    <pic:cNvPicPr/>
+                  </pic:nvPicPr>
+                  <pic:blipFill>
+                    <a:blip r:embed="rId12" cstate="print">
+                      <a:extLst>
+                        <a:ext uri="{28A0092B-C50C-407E-A947-70E740481C1C}">
+                          <a14:useLocalDpi xmlns:a14="http://schemas.microsoft.com/office/drawing/2010/main" val="0"/>
+                        </a:ext>
+                      </a:extLst>
+                    </a:blip>
+                    <a:stretch>
+                      <a:fillRect/>
+                    </a:stretch>
+                  </pic:blipFill>
+                  <pic:spPr>
+                    <a:xfrm>
+                      <a:off x="0" y="0"/>
+                      <a:ext cx="4315757" cy="2877012"/>
+                    </a:xfrm>
+                    <a:prstGeom prst="rect">
+                      <a:avLst/>
+                    </a:prstGeom>
+                  </pic:spPr>
+                </pic:pic>
+              </a:graphicData>
+            </a:graphic>
+          </wp:inline>
+        </w:drawing>
+      </w:r>
+    </w:p>
+    <w:p>
+      <w:pPr>
+        <w:tabs>
+          <w:tab w:val="center" w:pos="4513"/>
+        </w:tabs>
+        <w:ind w:left="440"/>
+      </w:pPr>
+    </w:p>
+    <w:p>
+      <w:pPr>
+        <w:tabs>
+          <w:tab w:val="center" w:pos="4513"/>
+        </w:tabs>
+        <w:ind w:left="440"/>
+      </w:pPr>
+      <w:r>
+        <w:rPr>
+          <w:rFonts w:hint="eastAsia"/>
+        </w:rPr>
+        <w:t>지형 설명 : 단일 길이며, 열쇠는 돌 제단 위에 올려져 있다.</w:t>
+      </w:r>
+    </w:p>
+    <w:p>
+      <w:pPr>
+        <w:tabs>
+          <w:tab w:val="center" w:pos="4513"/>
+        </w:tabs>
+        <w:ind w:left="440"/>
+      </w:pPr>
+    </w:p>
+    <w:p>
+      <w:pPr>
+        <w:tabs>
+          <w:tab w:val="center" w:pos="4513"/>
+        </w:tabs>
+        <w:ind w:left="440"/>
+      </w:pPr>
+      <w:r>
+        <w:rPr>
+          <w:rFonts w:hint="eastAsia"/>
+        </w:rPr>
+        <w:t>열쇠 디자인</w:t>
+      </w:r>
+    </w:p>
+    <w:p>
+      <w:pPr>
+        <w:tabs>
+          <w:tab w:val="center" w:pos="4513"/>
+        </w:tabs>
+        <w:ind w:left="440"/>
+      </w:pPr>
+      <w:r>
+        <w:rPr>
+          <w:rFonts w:hint="eastAsia"/>
+          <w:noProof/>
+        </w:rPr>
+        <w:drawing>
+          <wp:inline distT="0" distB="0" distL="0" distR="0" wp14:anchorId="6522EAE8" wp14:editId="3E466F54">
+            <wp:extent cx="923925" cy="1660865"/>
+            <wp:effectExtent l="0" t="0" r="0" b="0"/>
+            <wp:docPr id="521305699" name="그림 4"/>
+            <wp:cNvGraphicFramePr>
+              <a:graphicFrameLocks xmlns:a="http://schemas.openxmlformats.org/drawingml/2006/main" noChangeAspect="1"/>
+            </wp:cNvGraphicFramePr>
+            <a:graphic xmlns:a="http://schemas.openxmlformats.org/drawingml/2006/main">
+              <a:graphicData uri="http://schemas.openxmlformats.org/drawingml/2006/picture">
+                <pic:pic xmlns:pic="http://schemas.openxmlformats.org/drawingml/2006/picture">
+                  <pic:nvPicPr>
+                    <pic:cNvPr id="521305699" name="그림 521305699"/>
+                    <pic:cNvPicPr/>
+                  </pic:nvPicPr>
+                  <pic:blipFill rotWithShape="1">
+                    <a:blip r:embed="rId13" cstate="print">
+                      <a:extLst>
+                        <a:ext uri="{28A0092B-C50C-407E-A947-70E740481C1C}">
+                          <a14:useLocalDpi xmlns:a14="http://schemas.microsoft.com/office/drawing/2010/main" val="0"/>
+                        </a:ext>
+                      </a:extLst>
+                    </a:blip>
+                    <a:srcRect l="21382" r="20678" b="30564"/>
+                    <a:stretch>
+                      <a:fillRect/>
+                    </a:stretch>
+                  </pic:blipFill>
+                  <pic:spPr bwMode="auto">
+                    <a:xfrm>
+                      <a:off x="0" y="0"/>
+                      <a:ext cx="927983" cy="1668160"/>
+                    </a:xfrm>
+                    <a:prstGeom prst="rect">
+                      <a:avLst/>
+                    </a:prstGeom>
+                    <a:ln>
+                      <a:noFill/>
+                    </a:ln>
+                    <a:extLst>
+                      <a:ext uri="{53640926-AAD7-44D8-BBD7-CCE9431645EC}">
+                        <a14:shadowObscured xmlns:a14="http://schemas.microsoft.com/office/drawing/2010/main"/>
+                      </a:ext>
+                    </a:extLst>
+                  </pic:spPr>
+                </pic:pic>
+              </a:graphicData>
+            </a:graphic>
+          </wp:inline>
+        </w:drawing>
+      </w:r>
+    </w:p>
+    <w:p>
+      <w:pPr>
+        <w:tabs>
+          <w:tab w:val="center" w:pos="4513"/>
+        </w:tabs>
+        <w:ind w:left="440"/>
+        <w:rPr>
+          <w:rFonts w:hint="eastAsia"/>
+        </w:rPr>
+      </w:pPr>
+      <w:r>
+        <w:rPr>
+          <w:rFonts w:hint="eastAsia"/>
+        </w:rPr>
+        <w:t xml:space="preserve">붉은색 열쇠는 붉은색 돌과 밑에 사각형의 돌이 있는 형태이다. </w:t>
+      </w:r>
+    </w:p>
+    <w:p>
+      <w:pPr>
+        <w:tabs>
+          <w:tab w:val="center" w:pos="4513"/>
+        </w:tabs>
+        <w:ind w:left="440"/>
+      </w:pPr>
+    </w:p>
+    <w:p>
+      <w:pPr>
+        <w:tabs>
+          <w:tab w:val="center" w:pos="4513"/>
+        </w:tabs>
+        <w:ind w:left="440"/>
+      </w:pPr>
+      <w:r>
+        <w:rPr>
+          <w:rFonts w:hint="eastAsia"/>
+        </w:rPr>
+        <w:t>플레이어가 이동 가능한 지역</w:t>
+      </w:r>
+    </w:p>
+    <w:p>
+      <w:pPr>
+        <w:tabs>
+          <w:tab w:val="center" w:pos="4513"/>
+        </w:tabs>
+        <w:ind w:left="440"/>
+      </w:pPr>
+    </w:p>
+    <w:p>
+      <w:pPr>
+        <w:tabs>
+          <w:tab w:val="center" w:pos="4513"/>
+        </w:tabs>
+        <w:ind w:left="440"/>
+      </w:pPr>
+      <w:r>
+        <w:rPr>
+          <w:rFonts w:hint="eastAsia"/>
+        </w:rPr>
+        <w:lastRenderedPageBreak/>
+        <w:t>해당</w:t>
+      </w:r>
+      <w:r>
+        <w:rPr>
+          <w:noProof/>
+        </w:rPr>
+        <w:drawing>
+          <wp:anchor distT="0" distB="0" distL="114300" distR="114300" simplePos="0" relativeHeight="251673600" behindDoc="0" locked="0" layoutInCell="1" allowOverlap="1" wp14:anchorId="5466D471" wp14:editId="70407821">
+            <wp:simplePos x="0" y="0"/>
+            <wp:positionH relativeFrom="column">
+              <wp:posOffset>276225</wp:posOffset>
+            </wp:positionH>
+            <wp:positionV relativeFrom="paragraph">
+              <wp:posOffset>1270</wp:posOffset>
+            </wp:positionV>
+            <wp:extent cx="5567932" cy="1123950"/>
+            <wp:effectExtent l="0" t="0" r="0" b="0"/>
+            <wp:wrapTopAndBottom/>
+            <wp:docPr id="302885827" name="그림 1"/>
+            <wp:cNvGraphicFramePr>
+              <a:graphicFrameLocks xmlns:a="http://schemas.openxmlformats.org/drawingml/2006/main" noChangeAspect="1"/>
+            </wp:cNvGraphicFramePr>
+            <a:graphic xmlns:a="http://schemas.openxmlformats.org/drawingml/2006/main">
+              <a:graphicData uri="http://schemas.openxmlformats.org/drawingml/2006/picture">
+                <pic:pic xmlns:pic="http://schemas.openxmlformats.org/drawingml/2006/picture">
+                  <pic:nvPicPr>
+                    <pic:cNvPr id="302885827" name=""/>
+                    <pic:cNvPicPr/>
+                  </pic:nvPicPr>
+                  <pic:blipFill>
+                    <a:blip r:embed="rId14">
+                      <a:extLst>
+                        <a:ext uri="{28A0092B-C50C-407E-A947-70E740481C1C}">
+                          <a14:useLocalDpi xmlns:a14="http://schemas.microsoft.com/office/drawing/2010/main" val="0"/>
+                        </a:ext>
+                      </a:extLst>
+                    </a:blip>
+                    <a:stretch>
+                      <a:fillRect/>
+                    </a:stretch>
+                  </pic:blipFill>
+                  <pic:spPr>
+                    <a:xfrm>
+                      <a:off x="0" y="0"/>
+                      <a:ext cx="5567932" cy="1123950"/>
+                    </a:xfrm>
+                    <a:prstGeom prst="rect">
+                      <a:avLst/>
+                    </a:prstGeom>
+                  </pic:spPr>
+                </pic:pic>
+              </a:graphicData>
+            </a:graphic>
+          </wp:anchor>
+        </w:drawing>
+      </w:r>
+      <w:r>
+        <w:rPr>
+          <w:rFonts w:hint="eastAsia"/>
+        </w:rPr>
+        <w:t xml:space="preserve"> 구역에서 빨간색 열쇠를 찾을 수 있다.</w:t>
+      </w:r>
+    </w:p>
+    <w:p>
+      <w:pPr>
+        <w:tabs>
+          <w:tab w:val="center" w:pos="4513"/>
+        </w:tabs>
+        <w:ind w:left="440"/>
+      </w:pPr>
+      <w:r>
+        <w:rPr>
+          <w:rFonts w:hint="eastAsia"/>
+        </w:rPr>
+        <w:t>1-1과 연결된 지역이므로 해당 구역의 오른쪽에서 왼쪽으로 이동, 열쇠를 집은 다음 다시 왼쪽에서 오른쪽으로 이동하여 원래 구역으로 돌아가야 한다.</w:t>
+      </w:r>
+    </w:p>
+    <w:p>
+      <w:pPr>
+        <w:tabs>
+          <w:tab w:val="center" w:pos="4513"/>
+        </w:tabs>
+        <w:ind w:left="440"/>
+      </w:pPr>
+    </w:p>
+    <w:p>
+      <w:pPr>
+        <w:tabs>
+          <w:tab w:val="center" w:pos="4513"/>
+        </w:tabs>
+        <w:ind w:left="440"/>
+      </w:pPr>
+      <w:r>
+        <w:rPr>
+          <w:rFonts w:hint="eastAsia"/>
+        </w:rPr>
+        <w:t>붉은색 열쇠 근처로 이동하면 튜토리얼이 발생한다.</w:t>
+      </w:r>
+    </w:p>
+    <w:p>
+      <w:pPr>
+        <w:tabs>
+          <w:tab w:val="center" w:pos="4513"/>
+        </w:tabs>
+        <w:ind w:left="440"/>
+        <w:rPr>
+          <w:rFonts w:hint="eastAsia"/>
+        </w:rPr>
+      </w:pPr>
+      <w:r>
+        <w:rPr>
+          <w:rFonts w:hint="eastAsia"/>
+          <w:noProof/>
+          <w:lang w:val="ko-KR"/>
+        </w:rPr>
+        <mc:AlternateContent>
+          <mc:Choice Requires="wps">
+            <w:drawing>
+              <wp:anchor distT="0" distB="0" distL="114300" distR="114300" simplePos="0" relativeHeight="251675648" behindDoc="0" locked="0" layoutInCell="1" allowOverlap="1" wp14:anchorId="4FD54D9C" wp14:editId="1E68FEE7">
+                <wp:simplePos x="0" y="0"/>
+                <wp:positionH relativeFrom="margin">
+                  <wp:align>right</wp:align>
+                </wp:positionH>
+                <wp:positionV relativeFrom="paragraph">
+                  <wp:posOffset>344170</wp:posOffset>
+                </wp:positionV>
+                <wp:extent cx="5715000" cy="1438275"/>
+                <wp:effectExtent l="0" t="0" r="19050" b="28575"/>
+                <wp:wrapTopAndBottom/>
+                <wp:docPr id="1543719369" name="직사각형 1"/>
+                <wp:cNvGraphicFramePr/>
+                <a:graphic xmlns:a="http://schemas.openxmlformats.org/drawingml/2006/main">
+                  <a:graphicData uri="http://schemas.microsoft.com/office/word/2010/wordprocessingShape">
+                    <wps:wsp>
+                      <wps:cNvSpPr/>
+                      <wps:spPr>
+                        <a:xfrm>
+                          <a:off x="0" y="0"/>
+                          <a:ext cx="5715000" cy="1438275"/>
+                        </a:xfrm>
+                        <a:prstGeom prst="rect">
+                          <a:avLst/>
+                        </a:prstGeom>
+                        <a:noFill/>
+                      </wps:spPr>
+                      <wps:style>
+                        <a:lnRef idx="2">
+                          <a:schemeClr val="accent1">
+                            <a:shade val="15000"/>
+                          </a:schemeClr>
+                        </a:lnRef>
+                        <a:fillRef idx="1">
+                          <a:schemeClr val="accent1"/>
+                        </a:fillRef>
+                        <a:effectRef idx="0">
+                          <a:schemeClr val="accent1"/>
+                        </a:effectRef>
+                        <a:fontRef idx="minor">
+                          <a:schemeClr val="lt1"/>
+                        </a:fontRef>
+                      </wps:style>
+                      <wps:txbx>
+                        <w:txbxContent>
+                          <w:p>
+                            <w:pPr>
+                              <w:tabs>
+                                <w:tab w:val="center" w:pos="4513"/>
+                              </w:tabs>
+                              <w:rPr>
+                                <w:color w:val="000000" w:themeColor="text1"/>
+                              </w:rPr>
+                            </w:pPr>
+                            <w:r>
+                              <w:rPr>
+                                <w:rFonts w:hint="eastAsia"/>
+                                <w:color w:val="000000" w:themeColor="text1"/>
+                              </w:rPr>
+                              <w:t>상호작용</w:t>
+                            </w:r>
+                          </w:p>
+                          <w:p>
+                            <w:pPr>
+                              <w:tabs>
+                                <w:tab w:val="center" w:pos="4513"/>
+                              </w:tabs>
+                              <w:rPr>
+                                <w:color w:val="000000" w:themeColor="text1"/>
+                              </w:rPr>
+                            </w:pPr>
+                            <w:r>
+                              <w:rPr>
+                                <w:rFonts w:hint="eastAsia"/>
+                                <w:color w:val="000000" w:themeColor="text1"/>
+                              </w:rPr>
+                              <w:t>A키를 눌러 필드의 물건들과 상호작용이 가능합니다.</w:t>
+                            </w:r>
+                          </w:p>
+                          <w:p>
+                            <w:pPr>
+                              <w:tabs>
+                                <w:tab w:val="center" w:pos="4513"/>
+                              </w:tabs>
+                              <w:rPr>
+                                <w:rFonts w:hint="eastAsia"/>
+                                <w:color w:val="000000" w:themeColor="text1"/>
+                              </w:rPr>
+                            </w:pPr>
+                            <w:r>
+                              <w:rPr>
+                                <w:rFonts w:hint="eastAsia"/>
+                                <w:color w:val="000000" w:themeColor="text1"/>
+                              </w:rPr>
+                              <w:t xml:space="preserve">일부 물건은 들 수도 있으며 물건을 든 상태에서 A를 눌러 내려놓을 수 있습니다. </w:t>
+                            </w:r>
+                          </w:p>
+                        </w:txbxContent>
+                      </wps:txbx>
+                      <wps:bodyPr rot="0" spcFirstLastPara="0" vertOverflow="overflow" horzOverflow="overflow" vert="horz" wrap="square" lIns="91440" tIns="45720" rIns="91440" bIns="45720" numCol="1" spcCol="0" rtlCol="0" fromWordArt="0" anchor="ctr" anchorCtr="0" forceAA="0" compatLnSpc="1">
+                        <a:prstTxWarp prst="textNoShape">
+                          <a:avLst/>
+                        </a:prstTxWarp>
+                        <a:noAutofit/>
+                      </wps:bodyPr>
+                    </wps:wsp>
+                  </a:graphicData>
+                </a:graphic>
+                <wp14:sizeRelH relativeFrom="margin">
+                  <wp14:pctWidth>0</wp14:pctWidth>
+                </wp14:sizeRelH>
+                <wp14:sizeRelV relativeFrom="margin">
+                  <wp14:pctHeight>0</wp14:pctHeight>
+                </wp14:sizeRelV>
+              </wp:anchor>
+            </w:drawing>
+          </mc:Choice>
+          <mc:Fallback>
+            <w:pict>
+              <v:rect w14:anchorId="4FD54D9C" id="_x0000_s1029" style="position:absolute;left:0;text-align:left;margin-left:398.8pt;margin-top:27.1pt;width:450pt;height:113.25pt;z-index:251675648;visibility:visible;mso-wrap-style:square;mso-width-percent:0;mso-height-percent:0;mso-wrap-distance-left:9pt;mso-wrap-distance-top:0;mso-wrap-distance-right:9pt;mso-wrap-distance-bottom:0;mso-position-horizontal:right;mso-position-horizontal-relative:margin;mso-position-vertical:absolute;mso-position-vertical-relative:text;mso-width-percent:0;mso-height-percent:0;mso-width-relative:margin;mso-height-relative:margin;v-text-anchor:middle" o:gfxdata="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" filled="f" strokecolor="#09101d [484]" strokeweight="1pt">
+                <v:textbox>
+                  <w:txbxContent>
+                    <w:p>
+                      <w:pPr>
+                        <w:tabs>
+                          <w:tab w:val="center" w:pos="4513"/>
+                        </w:tabs>
+                        <w:rPr>
+                          <w:color w:val="000000" w:themeColor="text1"/>
+                        </w:rPr>
+                      </w:pPr>
+                      <w:r>
+                        <w:rPr>
+                          <w:rFonts w:hint="eastAsia"/>
+                          <w:color w:val="000000" w:themeColor="text1"/>
+                        </w:rPr>
+                        <w:t>상호작용</w:t>
+                      </w:r>
+                    </w:p>
+                    <w:p>
+                      <w:pPr>
+                        <w:tabs>
+                          <w:tab w:val="center" w:pos="4513"/>
+                        </w:tabs>
+                        <w:rPr>
+                          <w:color w:val="000000" w:themeColor="text1"/>
+                        </w:rPr>
+                      </w:pPr>
+                      <w:r>
+                        <w:rPr>
+                          <w:rFonts w:hint="eastAsia"/>
+                          <w:color w:val="000000" w:themeColor="text1"/>
+                        </w:rPr>
+                        <w:t>A키를 눌러 필드의 물건들과 상호작용이 가능합니다.</w:t>
+                      </w:r>
+                    </w:p>
+                    <w:p>
+                      <w:pPr>
+                        <w:tabs>
+                          <w:tab w:val="center" w:pos="4513"/>
+                        </w:tabs>
+                        <w:rPr>
+                          <w:rFonts w:hint="eastAsia"/>
+                          <w:color w:val="000000" w:themeColor="text1"/>
+                        </w:rPr>
+                      </w:pPr>
+                      <w:r>
+                        <w:rPr>
+                          <w:rFonts w:hint="eastAsia"/>
+                          <w:color w:val="000000" w:themeColor="text1"/>
+                        </w:rPr>
+                        <w:t xml:space="preserve">일부 물건은 들 수도 있으며 물건을 든 상태에서 A를 눌러 내려놓을 수 있습니다. </w:t>
+                      </w:r>
+                    </w:p>
+                  </w:txbxContent>
+                </v:textbox>
+                <w10:wrap type="topAndBottom" anchorx="margin"/>
+              </v:rect>
+            </w:pict>
+          </mc:Fallback>
+        </mc:AlternateContent>
       </w:r>
     </w:p>
     <w:sectPr>
@@ -3435,7 +3949,6 @@
     <w:next w:val="a"/>
     <w:link w:val="3Char"/>
     <w:uiPriority w:val="9"/>
-    <w:semiHidden/>
     <w:unhideWhenUsed/>
     <w:qFormat/>
     <w:rsid w:val="001B1434"/>
@@ -3585,6 +4098,7 @@
   <w:style w:type="character" w:default="1" w:styleId="a0">
     <w:name w:val="Default Paragraph Font"/>
     <w:uiPriority w:val="1"/>
+    <w:semiHidden/>
     <w:unhideWhenUsed/>
   </w:style>
   <w:style w:type="table" w:default="1" w:styleId="a1">
@@ -3639,7 +4153,6 @@
     <w:basedOn w:val="a0"/>
     <w:link w:val="3"/>
     <w:uiPriority w:val="9"/>
-    <w:semiHidden/>
     <w:rsid w:val="001B1434"/>
     <w:rPr>
       <w:rFonts w:asciiTheme="majorHAnsi" w:eastAsiaTheme="majorEastAsia" w:hAnsiTheme="majorHAnsi" w:cstheme="majorBidi"/>

--- a/Documents/스테이지 1 기획서 (초안, 양식 확인이랑 방향성 확인용).docx
+++ b/Documents/스테이지 1 기획서 (초안, 양식 확인이랑 방향성 확인용).docx
@@ -2,12 +2,174 @@
 <file path=word/document.xml><?xml version="1.0" encoding="utf-8"?>
 <w:document xmlns:wpc="http://schemas.microsoft.com/office/word/2010/wordprocessingCanvas" xmlns:cx="http://schemas.microsoft.com/office/drawing/2014/chartex" xmlns:cx1="http://schemas.microsoft.com/office/drawing/2015/9/8/chartex" xmlns:cx2="http://schemas.microsoft.com/office/drawing/2015/10/21/chartex" xmlns:cx3="http://schemas.microsoft.com/office/drawing/2016/5/9/chartex" xmlns:cx4="http://schemas.microsoft.com/office/drawing/2016/5/10/chartex" xmlns:cx5="http://schemas.microsoft.com/office/drawing/2016/5/11/chartex" xmlns:cx6="http://schemas.microsoft.com/office/drawing/2016/5/12/chartex" xmlns:cx7="http://schemas.microsoft.com/office/drawing/2016/5/13/chartex" xmlns:cx8="http://schemas.microsoft.com/office/drawing/2016/5/14/chartex" xmlns:mc="http://schemas.openxmlformats.org/markup-compatibility/2006" xmlns:aink="http://schemas.microsoft.com/office/drawing/2016/ink" xmlns:am3d="http://schemas.microsoft.com/office/drawing/2017/model3d" xmlns:o="urn:schemas-microsoft-com:office:office" xmlns:oel="http://schemas.microsoft.com/office/2019/extlst" xmlns:r="http://schemas.openxmlformats.org/officeDocument/2006/relationships" xmlns:m="http://schemas.openxmlformats.org/officeDocument/2006/math" xmlns:v="urn:schemas-microsoft-com:vml" xmlns:wp14="http://schemas.microsoft.com/office/word/2010/wordprocessingDrawing" xmlns:wp="http://schemas.openxmlformats.org/drawingml/2006/wordprocessingDrawing" xmlns:w10="urn:schemas-microsoft-com:office:word" xmlns:w="http://schemas.openxmlformats.org/wordprocessingml/2006/main" xmlns:w14="http://schemas.microsoft.com/office/word/2010/wordml" xmlns:w15="http://schemas.microsoft.com/office/word/2012/wordml" xmlns:w16cex="http://schemas.microsoft.com/office/word/2018/wordml/cex" xmlns:w16cid="http://schemas.microsoft.com/office/word/2016/wordml/cid" xmlns:w16="http://schemas.microsoft.com/office/word/2018/wordml" xmlns:w16du="http://schemas.microsoft.com/office/word/2023/wordml/word16du" xmlns:w16sdtdh="http://schemas.microsoft.com/office/word/2020/wordml/sdtdatahash" xmlns:w16sdtfl="http://schemas.microsoft.com/office/word/2024/wordml/sdtformatlock" xmlns:w16se="http://schemas.microsoft.com/office/word/2015/wordml/symex" xmlns:wpg="http://schemas.microsoft.com/office/word/2010/wordprocessingGroup" xmlns:wpi="http://schemas.microsoft.com/office/word/2010/wordprocessingInk" xmlns:wne="http://schemas.microsoft.com/office/word/2006/wordml" xmlns:wps="http://schemas.microsoft.com/office/word/2010/wordprocessingShape" mc:Ignorable="w14 w15 w16se w16cid w16 w16cex w16sdtdh w16sdtfl w16du wp14">
   <w:body>
+    <w:tbl>
+      <w:tblPr>
+        <w:tblStyle w:val="aa"/>
+        <w:tblW w:w="0" w:type="auto"/>
+        <w:tblInd w:w="440" w:type="dxa"/>
+        <w:tblLook w:val="04A0" w:firstRow="1" w:lastRow="0" w:firstColumn="1" w:lastColumn="0" w:noHBand="0" w:noVBand="1"/>
+      </w:tblPr>
+      <w:tblGrid>
+        <w:gridCol w:w="1682"/>
+        <w:gridCol w:w="1134"/>
+        <w:gridCol w:w="5760"/>
+      </w:tblGrid>
+      <w:tr>
+        <w:tc>
+          <w:tcPr>
+            <w:tcW w:w="1682" w:type="dxa"/>
+            <w:vAlign w:val="center"/>
+          </w:tcPr>
+          <w:p>
+            <w:r>
+              <w:rPr>
+                <w:rFonts w:hint="eastAsia"/>
+              </w:rPr>
+              <w:t>수정일</w:t>
+            </w:r>
+          </w:p>
+        </w:tc>
+        <w:tc>
+          <w:tcPr>
+            <w:tcW w:w="1134" w:type="dxa"/>
+            <w:vAlign w:val="center"/>
+          </w:tcPr>
+          <w:p>
+            <w:r>
+              <w:rPr>
+                <w:rFonts w:hint="eastAsia"/>
+              </w:rPr>
+              <w:t>목차</w:t>
+            </w:r>
+          </w:p>
+        </w:tc>
+        <w:tc>
+          <w:tcPr>
+            <w:tcW w:w="5760" w:type="dxa"/>
+            <w:vAlign w:val="center"/>
+          </w:tcPr>
+          <w:p>
+            <w:r>
+              <w:rPr>
+                <w:rFonts w:hint="eastAsia"/>
+              </w:rPr>
+              <w:t>수정내용</w:t>
+            </w:r>
+          </w:p>
+        </w:tc>
+      </w:tr>
+      <w:tr>
+        <w:tc>
+          <w:tcPr>
+            <w:tcW w:w="1682" w:type="dxa"/>
+            <w:vAlign w:val="center"/>
+          </w:tcPr>
+          <w:p>
+            <w:pPr>
+              <w:rPr>
+                <w:rFonts w:hint="eastAsia"/>
+              </w:rPr>
+            </w:pPr>
+            <w:r>
+              <w:rPr>
+                <w:rFonts w:hint="eastAsia"/>
+              </w:rPr>
+              <w:t>2026.03.19</w:t>
+            </w:r>
+          </w:p>
+        </w:tc>
+        <w:tc>
+          <w:tcPr>
+            <w:tcW w:w="1134" w:type="dxa"/>
+            <w:vAlign w:val="center"/>
+          </w:tcPr>
+          <w:p>
+            <w:pPr>
+              <w:rPr>
+                <w:rFonts w:hint="eastAsia"/>
+              </w:rPr>
+            </w:pPr>
+            <w:r>
+              <w:rPr>
+                <w:rFonts w:hint="eastAsia"/>
+              </w:rPr>
+              <w:t>3</w:t>
+            </w:r>
+          </w:p>
+        </w:tc>
+        <w:tc>
+          <w:tcPr>
+            <w:tcW w:w="5760" w:type="dxa"/>
+            <w:vAlign w:val="center"/>
+          </w:tcPr>
+          <w:p>
+            <w:pPr>
+              <w:rPr>
+                <w:rFonts w:hint="eastAsia"/>
+              </w:rPr>
+            </w:pPr>
+            <w:r>
+              <w:rPr>
+                <w:rFonts w:hint="eastAsia"/>
+              </w:rPr>
+              <w:t xml:space="preserve">중앙 퍼즐 </w:t>
+            </w:r>
+            <w:proofErr w:type="gramStart"/>
+            <w:r>
+              <w:rPr>
+                <w:rFonts w:hint="eastAsia"/>
+              </w:rPr>
+              <w:t>정답 까지</w:t>
+            </w:r>
+            <w:proofErr w:type="gramEnd"/>
+            <w:r>
+              <w:rPr>
+                <w:rFonts w:hint="eastAsia"/>
+              </w:rPr>
+              <w:t xml:space="preserve"> 추가 작성</w:t>
+            </w:r>
+          </w:p>
+        </w:tc>
+      </w:tr>
+      <w:tr>
+        <w:trPr>
+          <w:trHeight w:val="276"/>
+        </w:trPr>
+        <w:tc>
+          <w:tcPr>
+            <w:tcW w:w="1682" w:type="dxa"/>
+            <w:vAlign w:val="center"/>
+          </w:tcPr>
+          <w:p/>
+        </w:tc>
+        <w:tc>
+          <w:tcPr>
+            <w:tcW w:w="1134" w:type="dxa"/>
+            <w:vAlign w:val="center"/>
+          </w:tcPr>
+          <w:p/>
+        </w:tc>
+        <w:tc>
+          <w:tcPr>
+            <w:tcW w:w="5760" w:type="dxa"/>
+            <w:vAlign w:val="center"/>
+          </w:tcPr>
+          <w:p/>
+        </w:tc>
+      </w:tr>
+    </w:tbl>
+    <w:p>
+      <w:pPr>
+        <w:pStyle w:val="1"/>
+        <w:ind w:left="440"/>
+      </w:pPr>
+    </w:p>
     <w:p>
       <w:pPr>
         <w:pStyle w:val="1"/>
         <w:numPr>
           <w:ilvl w:val="0"/>
-          <w:numId w:val="3"/>
+          <w:numId w:val="6"/>
         </w:numPr>
       </w:pPr>
       <w:r>
@@ -229,7 +391,21 @@
               <w:rPr>
                 <w:rFonts w:hint="eastAsia"/>
               </w:rPr>
-              <w:t>(키 할당 없음, 점프 후 조건에 걸맞는 높이의 턱 위를 잡으면 자동으로 발동)</w:t>
+              <w:t xml:space="preserve">(키 할당 없음, 점프 후 조건에 </w:t>
+            </w:r>
+            <w:proofErr w:type="gramStart"/>
+            <w:r>
+              <w:rPr>
+                <w:rFonts w:hint="eastAsia"/>
+              </w:rPr>
+              <w:t>걸맞는</w:t>
+            </w:r>
+            <w:proofErr w:type="gramEnd"/>
+            <w:r>
+              <w:rPr>
+                <w:rFonts w:hint="eastAsia"/>
+              </w:rPr>
+              <w:t xml:space="preserve"> 높이의 턱 위를 잡으면 자동으로 발동)</w:t>
             </w:r>
           </w:p>
         </w:tc>
@@ -475,6 +651,7 @@
         <w:rPr>
           <w:rFonts w:hint="eastAsia"/>
         </w:rPr>
+        <w:lastRenderedPageBreak/>
         <w:t>대사는 유저가 20초동안 아무런 조작을 하지 않을 시 자동으로 다음 대사로 이동</w:t>
       </w:r>
     </w:p>
@@ -503,7 +680,6 @@
         <w:rPr>
           <w:noProof/>
         </w:rPr>
-        <w:lastRenderedPageBreak/>
         <w:drawing>
           <wp:anchor distT="0" distB="0" distL="114300" distR="114300" simplePos="0" relativeHeight="251668480" behindDoc="0" locked="0" layoutInCell="1" allowOverlap="1" wp14:anchorId="4903CDCD" wp14:editId="31FB0CE3">
             <wp:simplePos x="0" y="0"/>
@@ -528,7 +704,7 @@
                     <pic:cNvPicPr/>
                   </pic:nvPicPr>
                   <pic:blipFill>
-                    <a:blip r:embed="rId5">
+                    <a:blip r:embed="rId6">
                       <a:extLst>
                         <a:ext uri="{28A0092B-C50C-407E-A947-70E740481C1C}">
                           <a14:useLocalDpi xmlns:a14="http://schemas.microsoft.com/office/drawing/2010/main" val="0"/>
@@ -655,7 +831,7 @@
                     <pic:cNvPicPr/>
                   </pic:nvPicPr>
                   <pic:blipFill>
-                    <a:blip r:embed="rId6">
+                    <a:blip r:embed="rId7">
                       <a:extLst>
                         <a:ext uri="{28A0092B-C50C-407E-A947-70E740481C1C}">
                           <a14:useLocalDpi xmlns:a14="http://schemas.microsoft.com/office/drawing/2010/main" val="0"/>
@@ -703,7 +879,21 @@
         <w:rPr>
           <w:rFonts w:hint="eastAsia"/>
         </w:rPr>
-        <w:t xml:space="preserve">STAGE 1 : 뒷산 느낌의 스테이지 </w:t>
+        <w:t xml:space="preserve">STAGE </w:t>
+      </w:r>
+      <w:proofErr w:type="gramStart"/>
+      <w:r>
+        <w:rPr>
+          <w:rFonts w:hint="eastAsia"/>
+        </w:rPr>
+        <w:t>1 :</w:t>
+      </w:r>
+      <w:proofErr w:type="gramEnd"/>
+      <w:r>
+        <w:rPr>
+          <w:rFonts w:hint="eastAsia"/>
+        </w:rPr>
+        <w:t xml:space="preserve"> 뒷산 느낌의 스테이지 </w:t>
       </w:r>
     </w:p>
     <w:p>
@@ -714,6 +904,7 @@
         <w:rPr>
           <w:rFonts w:hint="eastAsia"/>
         </w:rPr>
+        <w:lastRenderedPageBreak/>
         <w:t xml:space="preserve">3.1 </w:t>
       </w:r>
       <w:r>
@@ -746,7 +937,6 @@
         <w:rPr>
           <w:noProof/>
         </w:rPr>
-        <w:lastRenderedPageBreak/>
         <w:drawing>
           <wp:anchor distT="0" distB="0" distL="114300" distR="114300" simplePos="0" relativeHeight="251660288" behindDoc="0" locked="0" layoutInCell="1" allowOverlap="1" wp14:anchorId="3041B4A4" wp14:editId="0DB7A71B">
             <wp:simplePos x="0" y="0"/>
@@ -785,7 +975,7 @@
                     </pic:cNvPicPr>
                   </pic:nvPicPr>
                   <pic:blipFill>
-                    <a:blip r:embed="rId7" cstate="print">
+                    <a:blip r:embed="rId8" cstate="print">
                       <a:extLst>
                         <a:ext uri="{28A0092B-C50C-407E-A947-70E740481C1C}">
                           <a14:useLocalDpi xmlns:a14="http://schemas.microsoft.com/office/drawing/2010/main" val="0"/>
@@ -828,33 +1018,69 @@
         <w:rPr>
           <w:rFonts w:hint="eastAsia"/>
         </w:rPr>
-        <w:t xml:space="preserve"> 설명 : </w:t>
-      </w:r>
-    </w:p>
-    <w:p>
-      <w:pPr>
-        <w:tabs>
-          <w:tab w:val="center" w:pos="4513"/>
-        </w:tabs>
-      </w:pPr>
-      <w:r>
-        <w:rPr>
-          <w:rFonts w:hint="eastAsia"/>
-        </w:rPr>
-        <w:t xml:space="preserve">길의 왼쪽 : 강물이 흐르고 있어서 이동하지 못하는 지역 </w:t>
-      </w:r>
-    </w:p>
-    <w:p>
-      <w:pPr>
-        <w:tabs>
-          <w:tab w:val="center" w:pos="4513"/>
-        </w:tabs>
-      </w:pPr>
-      <w:r>
-        <w:rPr>
-          <w:rFonts w:hint="eastAsia"/>
-        </w:rPr>
-        <w:t>오른쪽 : 나무와 풀로 우거진 산의 모습</w:t>
+        <w:t xml:space="preserve"> </w:t>
+      </w:r>
+      <w:proofErr w:type="gramStart"/>
+      <w:r>
+        <w:rPr>
+          <w:rFonts w:hint="eastAsia"/>
+        </w:rPr>
+        <w:t>설명 :</w:t>
+      </w:r>
+      <w:proofErr w:type="gramEnd"/>
+      <w:r>
+        <w:rPr>
+          <w:rFonts w:hint="eastAsia"/>
+        </w:rPr>
+        <w:t xml:space="preserve"> </w:t>
+      </w:r>
+    </w:p>
+    <w:p>
+      <w:pPr>
+        <w:tabs>
+          <w:tab w:val="center" w:pos="4513"/>
+        </w:tabs>
+      </w:pPr>
+      <w:r>
+        <w:rPr>
+          <w:rFonts w:hint="eastAsia"/>
+        </w:rPr>
+        <w:t xml:space="preserve">길의 </w:t>
+      </w:r>
+      <w:proofErr w:type="gramStart"/>
+      <w:r>
+        <w:rPr>
+          <w:rFonts w:hint="eastAsia"/>
+        </w:rPr>
+        <w:t>왼쪽 :</w:t>
+      </w:r>
+      <w:proofErr w:type="gramEnd"/>
+      <w:r>
+        <w:rPr>
+          <w:rFonts w:hint="eastAsia"/>
+        </w:rPr>
+        <w:t xml:space="preserve"> 강물이 흐르고 있어서 이동하지 못하는 지역 </w:t>
+      </w:r>
+    </w:p>
+    <w:p>
+      <w:pPr>
+        <w:tabs>
+          <w:tab w:val="center" w:pos="4513"/>
+        </w:tabs>
+      </w:pPr>
+      <w:proofErr w:type="gramStart"/>
+      <w:r>
+        <w:rPr>
+          <w:rFonts w:hint="eastAsia"/>
+        </w:rPr>
+        <w:t>오른쪽 :</w:t>
+      </w:r>
+      <w:proofErr w:type="gramEnd"/>
+      <w:r>
+        <w:rPr>
+          <w:rFonts w:hint="eastAsia"/>
+        </w:rPr>
+        <w:t xml:space="preserve"> 나무와 풀로 우거진 산의 모습</w:t>
       </w:r>
     </w:p>
     <w:p>
@@ -931,7 +1157,7 @@
                     <pic:cNvPicPr/>
                   </pic:nvPicPr>
                   <pic:blipFill rotWithShape="1">
-                    <a:blip r:embed="rId8">
+                    <a:blip r:embed="rId9">
                       <a:extLst>
                         <a:ext uri="{28A0092B-C50C-407E-A947-70E740481C1C}">
                           <a14:useLocalDpi xmlns:a14="http://schemas.microsoft.com/office/drawing/2010/main" val="0"/>
@@ -981,7 +1207,23 @@
           <w:rFonts w:hint="eastAsia"/>
           <w:color w:val="EE0000"/>
         </w:rPr>
-        <w:t xml:space="preserve">기획 의도 : 점프를 사용해서 진행하는 방법을 알려주는 튜토리얼 구역, 점프로 계단을 올라간 후 마지막은 턱을 손으로 잡고 올라가는 동작을 유저가 학습하게 된다. </w:t>
+        <w:t xml:space="preserve">기획 </w:t>
+      </w:r>
+      <w:proofErr w:type="gramStart"/>
+      <w:r>
+        <w:rPr>
+          <w:rFonts w:hint="eastAsia"/>
+          <w:color w:val="EE0000"/>
+        </w:rPr>
+        <w:t>의도 :</w:t>
+      </w:r>
+      <w:proofErr w:type="gramEnd"/>
+      <w:r>
+        <w:rPr>
+          <w:rFonts w:hint="eastAsia"/>
+          <w:color w:val="EE0000"/>
+        </w:rPr>
+        <w:t xml:space="preserve"> 점프를 사용해서 진행하는 방법을 알려주는 튜토리얼 구역, 점프로 계단을 올라간 후 마지막은 턱을 손으로 잡고 올라가는 동작을 유저가 학습하게 된다. </w:t>
       </w:r>
     </w:p>
     <w:p>
@@ -1035,7 +1277,21 @@
         <w:rPr>
           <w:rFonts w:hint="eastAsia"/>
         </w:rPr>
-        <w:t xml:space="preserve"> START 지점) 있었고, 정신을 차린 후 다음 대사를 독백 한다. </w:t>
+        <w:t xml:space="preserve"> START 지점) 있었고, 정신을 차린 후 다음 대사를 </w:t>
+      </w:r>
+      <w:proofErr w:type="gramStart"/>
+      <w:r>
+        <w:rPr>
+          <w:rFonts w:hint="eastAsia"/>
+        </w:rPr>
+        <w:t>독백 한다</w:t>
+      </w:r>
+      <w:proofErr w:type="gramEnd"/>
+      <w:r>
+        <w:rPr>
+          <w:rFonts w:hint="eastAsia"/>
+        </w:rPr>
+        <w:t xml:space="preserve">. </w:t>
       </w:r>
     </w:p>
     <w:p>
@@ -1144,7 +1400,7 @@
                     <pic:cNvPicPr/>
                   </pic:nvPicPr>
                   <pic:blipFill>
-                    <a:blip r:embed="rId5">
+                    <a:blip r:embed="rId6">
                       <a:extLst>
                         <a:ext uri="{28A0092B-C50C-407E-A947-70E740481C1C}">
                           <a14:useLocalDpi xmlns:a14="http://schemas.microsoft.com/office/drawing/2010/main" val="0"/>
@@ -1224,7 +1480,7 @@
                     <pic:cNvPicPr/>
                   </pic:nvPicPr>
                   <pic:blipFill>
-                    <a:blip r:embed="rId6">
+                    <a:blip r:embed="rId7">
                       <a:extLst>
                         <a:ext uri="{28A0092B-C50C-407E-A947-70E740481C1C}">
                           <a14:useLocalDpi xmlns:a14="http://schemas.microsoft.com/office/drawing/2010/main" val="0"/>
@@ -1466,11 +1722,19 @@
           </mc:Fallback>
         </mc:AlternateContent>
       </w:r>
-      <w:r>
-        <w:rPr>
-          <w:rFonts w:hint="eastAsia"/>
-        </w:rPr>
-        <w:t xml:space="preserve">내용 : </w:t>
+      <w:proofErr w:type="gramStart"/>
+      <w:r>
+        <w:rPr>
+          <w:rFonts w:hint="eastAsia"/>
+        </w:rPr>
+        <w:t>내용 :</w:t>
+      </w:r>
+      <w:proofErr w:type="gramEnd"/>
+      <w:r>
+        <w:rPr>
+          <w:rFonts w:hint="eastAsia"/>
+        </w:rPr>
+        <w:t xml:space="preserve"> </w:t>
       </w:r>
     </w:p>
     <w:p>
@@ -1573,7 +1837,7 @@
                     <pic:cNvPicPr/>
                   </pic:nvPicPr>
                   <pic:blipFill>
-                    <a:blip r:embed="rId9" cstate="print">
+                    <a:blip r:embed="rId10" cstate="print">
                       <a:extLst>
                         <a:ext uri="{28A0092B-C50C-407E-A947-70E740481C1C}">
                           <a14:useLocalDpi xmlns:a14="http://schemas.microsoft.com/office/drawing/2010/main" val="0"/>
@@ -1700,7 +1964,7 @@
                     <pic:cNvPicPr/>
                   </pic:nvPicPr>
                   <pic:blipFill>
-                    <a:blip r:embed="rId10"/>
+                    <a:blip r:embed="rId11"/>
                     <a:stretch>
                       <a:fillRect/>
                     </a:stretch>
@@ -1792,7 +2056,21 @@
         <w:rPr>
           <w:rFonts w:hint="eastAsia"/>
         </w:rPr>
-        <w:t xml:space="preserve">주인공의 대사 : (스페이스로 </w:t>
+        <w:t xml:space="preserve">주인공의 </w:t>
+      </w:r>
+      <w:proofErr w:type="gramStart"/>
+      <w:r>
+        <w:rPr>
+          <w:rFonts w:hint="eastAsia"/>
+        </w:rPr>
+        <w:t>대사 :</w:t>
+      </w:r>
+      <w:proofErr w:type="gramEnd"/>
+      <w:r>
+        <w:rPr>
+          <w:rFonts w:hint="eastAsia"/>
+        </w:rPr>
+        <w:t xml:space="preserve"> (스페이스로 </w:t>
       </w:r>
       <w:proofErr w:type="spellStart"/>
       <w:r>
@@ -1820,7 +2098,21 @@
         <w:rPr>
           <w:rFonts w:hint="eastAsia"/>
         </w:rPr>
-        <w:t>대사 1 : 어렸을 때 뒷산에 이런 유적이 있었던가?</w:t>
+        <w:t xml:space="preserve">대사 </w:t>
+      </w:r>
+      <w:proofErr w:type="gramStart"/>
+      <w:r>
+        <w:rPr>
+          <w:rFonts w:hint="eastAsia"/>
+        </w:rPr>
+        <w:t>1 :</w:t>
+      </w:r>
+      <w:proofErr w:type="gramEnd"/>
+      <w:r>
+        <w:rPr>
+          <w:rFonts w:hint="eastAsia"/>
+        </w:rPr>
+        <w:t xml:space="preserve"> 어렸을 때 뒷산에 이런 유적이 있었던가?</w:t>
       </w:r>
     </w:p>
     <w:p>
@@ -1834,7 +2126,21 @@
         <w:rPr>
           <w:rFonts w:hint="eastAsia"/>
         </w:rPr>
-        <w:t xml:space="preserve">대사 2 : 뭐가 있는지 궁금한데 한번 탐험해 </w:t>
+        <w:t xml:space="preserve">대사 </w:t>
+      </w:r>
+      <w:proofErr w:type="gramStart"/>
+      <w:r>
+        <w:rPr>
+          <w:rFonts w:hint="eastAsia"/>
+        </w:rPr>
+        <w:t>2 :</w:t>
+      </w:r>
+      <w:proofErr w:type="gramEnd"/>
+      <w:r>
+        <w:rPr>
+          <w:rFonts w:hint="eastAsia"/>
+        </w:rPr>
+        <w:t xml:space="preserve"> 뭐가 있는지 궁금한데 한번 탐험해 </w:t>
       </w:r>
       <w:proofErr w:type="spellStart"/>
       <w:r>
@@ -2210,25 +2516,15 @@
                                 <w:tab w:val="center" w:pos="4513"/>
                               </w:tabs>
                               <w:rPr>
-                                <w:rFonts w:hint="eastAsia"/>
                                 <w:color w:val="000000" w:themeColor="text1"/>
                               </w:rPr>
                             </w:pPr>
-                            <w:proofErr w:type="spellStart"/>
                             <w:r>
                               <w:rPr>
                                 <w:rFonts w:hint="eastAsia"/>
                                 <w:color w:val="000000" w:themeColor="text1"/>
                               </w:rPr>
-                              <w:t>맵의</w:t>
-                            </w:r>
-                            <w:proofErr w:type="spellEnd"/>
-                            <w:r>
-                              <w:rPr>
-                                <w:rFonts w:hint="eastAsia"/>
-                                <w:color w:val="000000" w:themeColor="text1"/>
-                              </w:rPr>
-                              <w:t xml:space="preserve"> 여려 곳을 돌아다니면서 열쇠를 찾아봅시다.</w:t>
+                              <w:t>맵의 여려 곳을 돌아다니면서 열쇠를 찾아봅시다.</w:t>
                             </w:r>
                           </w:p>
                         </w:txbxContent>
@@ -2276,25 +2572,15 @@
                           <w:tab w:val="center" w:pos="4513"/>
                         </w:tabs>
                         <w:rPr>
-                          <w:rFonts w:hint="eastAsia"/>
                           <w:color w:val="000000" w:themeColor="text1"/>
                         </w:rPr>
                       </w:pPr>
-                      <w:proofErr w:type="spellStart"/>
                       <w:r>
                         <w:rPr>
                           <w:rFonts w:hint="eastAsia"/>
                           <w:color w:val="000000" w:themeColor="text1"/>
                         </w:rPr>
-                        <w:t>맵의</w:t>
-                      </w:r>
-                      <w:proofErr w:type="spellEnd"/>
-                      <w:r>
-                        <w:rPr>
-                          <w:rFonts w:hint="eastAsia"/>
-                          <w:color w:val="000000" w:themeColor="text1"/>
-                        </w:rPr>
-                        <w:t xml:space="preserve"> 여려 곳을 돌아다니면서 열쇠를 찾아봅시다.</w:t>
+                        <w:t>맵의 여려 곳을 돌아다니면서 열쇠를 찾아봅시다.</w:t>
                       </w:r>
                     </w:p>
                   </w:txbxContent>
@@ -2358,7 +2644,7 @@
                     <pic:cNvPicPr/>
                   </pic:nvPicPr>
                   <pic:blipFill>
-                    <a:blip r:embed="rId11"/>
+                    <a:blip r:embed="rId12"/>
                     <a:stretch>
                       <a:fillRect/>
                     </a:stretch>
@@ -2384,9 +2670,6 @@
         <w:tabs>
           <w:tab w:val="center" w:pos="4513"/>
         </w:tabs>
-        <w:rPr>
-          <w:rFonts w:hint="eastAsia"/>
-        </w:rPr>
       </w:pPr>
       <w:r>
         <w:rPr>
@@ -2400,9 +2683,6 @@
         <w:tabs>
           <w:tab w:val="center" w:pos="4513"/>
         </w:tabs>
-        <w:rPr>
-          <w:rFonts w:hint="eastAsia"/>
-        </w:rPr>
       </w:pPr>
     </w:p>
     <w:p>
@@ -2428,9 +2708,6 @@
           <w:tab w:val="center" w:pos="4513"/>
         </w:tabs>
         <w:ind w:left="440"/>
-        <w:rPr>
-          <w:rFonts w:hint="eastAsia"/>
-        </w:rPr>
       </w:pPr>
       <w:r>
         <w:rPr>
@@ -2467,7 +2744,7 @@
                     <pic:cNvPicPr/>
                   </pic:nvPicPr>
                   <pic:blipFill>
-                    <a:blip r:embed="rId12" cstate="print">
+                    <a:blip r:embed="rId13" cstate="print">
                       <a:extLst>
                         <a:ext uri="{28A0092B-C50C-407E-A947-70E740481C1C}">
                           <a14:useLocalDpi xmlns:a14="http://schemas.microsoft.com/office/drawing/2010/main" val="0"/>
@@ -2513,7 +2790,21 @@
         <w:rPr>
           <w:rFonts w:hint="eastAsia"/>
         </w:rPr>
-        <w:t>지형 설명 : 단일 길이며, 열쇠는 돌 제단 위에 올려져 있다.</w:t>
+        <w:t xml:space="preserve">지형 </w:t>
+      </w:r>
+      <w:proofErr w:type="gramStart"/>
+      <w:r>
+        <w:rPr>
+          <w:rFonts w:hint="eastAsia"/>
+        </w:rPr>
+        <w:t>설명 :</w:t>
+      </w:r>
+      <w:proofErr w:type="gramEnd"/>
+      <w:r>
+        <w:rPr>
+          <w:rFonts w:hint="eastAsia"/>
+        </w:rPr>
+        <w:t xml:space="preserve"> 단일 길이며, 열쇠는 돌 제단 위에 올려져 있다.</w:t>
       </w:r>
     </w:p>
     <w:p>
@@ -2566,7 +2857,7 @@
                     <pic:cNvPicPr/>
                   </pic:nvPicPr>
                   <pic:blipFill rotWithShape="1">
-                    <a:blip r:embed="rId13" cstate="print">
+                    <a:blip r:embed="rId14" cstate="print">
                       <a:extLst>
                         <a:ext uri="{28A0092B-C50C-407E-A947-70E740481C1C}">
                           <a14:useLocalDpi xmlns:a14="http://schemas.microsoft.com/office/drawing/2010/main" val="0"/>
@@ -2608,9 +2899,6 @@
           <w:tab w:val="center" w:pos="4513"/>
         </w:tabs>
         <w:ind w:left="440"/>
-        <w:rPr>
-          <w:rFonts w:hint="eastAsia"/>
-        </w:rPr>
       </w:pPr>
       <w:r>
         <w:rPr>
@@ -2691,7 +2979,7 @@
                     <pic:cNvPicPr/>
                   </pic:nvPicPr>
                   <pic:blipFill>
-                    <a:blip r:embed="rId14">
+                    <a:blip r:embed="rId15">
                       <a:extLst>
                         <a:ext uri="{28A0092B-C50C-407E-A947-70E740481C1C}">
                           <a14:useLocalDpi xmlns:a14="http://schemas.microsoft.com/office/drawing/2010/main" val="0"/>
@@ -2766,9 +3054,6 @@
           <w:tab w:val="center" w:pos="4513"/>
         </w:tabs>
         <w:ind w:left="440"/>
-        <w:rPr>
-          <w:rFonts w:hint="eastAsia"/>
-        </w:rPr>
       </w:pPr>
       <w:r>
         <w:rPr>
@@ -2779,13 +3064,13 @@
         <mc:AlternateContent>
           <mc:Choice Requires="wps">
             <w:drawing>
-              <wp:anchor distT="0" distB="0" distL="114300" distR="114300" simplePos="0" relativeHeight="251675648" behindDoc="0" locked="0" layoutInCell="1" allowOverlap="1" wp14:anchorId="4FD54D9C" wp14:editId="1E68FEE7">
+              <wp:anchor distT="0" distB="0" distL="114300" distR="114300" simplePos="0" relativeHeight="251675648" behindDoc="0" locked="0" layoutInCell="1" allowOverlap="1" wp14:anchorId="4FD54D9C" wp14:editId="0B849EC9">
                 <wp:simplePos x="0" y="0"/>
                 <wp:positionH relativeFrom="margin">
-                  <wp:align>right</wp:align>
+                  <wp:posOffset>73660</wp:posOffset>
                 </wp:positionH>
                 <wp:positionV relativeFrom="paragraph">
-                  <wp:posOffset>344170</wp:posOffset>
+                  <wp:posOffset>288290</wp:posOffset>
                 </wp:positionV>
                 <wp:extent cx="5715000" cy="1438275"/>
                 <wp:effectExtent l="0" t="0" r="19050" b="28575"/>
@@ -2864,7 +3149,6 @@
                                 <w:tab w:val="center" w:pos="4513"/>
                               </w:tabs>
                               <w:rPr>
-                                <w:rFonts w:hint="eastAsia"/>
                                 <w:color w:val="000000" w:themeColor="text1"/>
                               </w:rPr>
                             </w:pPr>
@@ -2898,7 +3182,7 @@
           </mc:Choice>
           <mc:Fallback>
             <w:pict>
-              <v:rect w14:anchorId="4FD54D9C" id="_x0000_s1029" style="position:absolute;left:0;text-align:left;margin-left:398.8pt;margin-top:27.1pt;width:450pt;height:113.25pt;z-index:251675648;visibility:visible;mso-wrap-style:square;mso-width-percent:0;mso-height-percent:0;mso-wrap-distance-left:9pt;mso-wrap-distance-top:0;mso-wrap-distance-right:9pt;mso-wrap-distance-bottom:0;mso-position-horizontal:right;mso-position-horizontal-relative:margin;mso-position-vertical:absolute;mso-position-vertical-relative:text;mso-width-percent:0;mso-height-percent:0;mso-width-relative:margin;mso-height-relative:margin;v-text-anchor:middle" o:gfxdata="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" filled="f" strokecolor="#09101d [484]" strokeweight="1pt">
+              <v:rect w14:anchorId="4FD54D9C" id="_x0000_s1029" style="position:absolute;left:0;text-align:left;margin-left:5.8pt;margin-top:22.7pt;width:450pt;height:113.25pt;z-index:251675648;visibility:visible;mso-wrap-style:square;mso-width-percent:0;mso-height-percent:0;mso-wrap-distance-left:9pt;mso-wrap-distance-top:0;mso-wrap-distance-right:9pt;mso-wrap-distance-bottom:0;mso-position-horizontal:absolute;mso-position-horizontal-relative:margin;mso-position-vertical:absolute;mso-position-vertical-relative:text;mso-width-percent:0;mso-height-percent:0;mso-width-relative:margin;mso-height-relative:margin;v-text-anchor:middle" o:gfxdata="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" filled="f" strokecolor="#09101d [484]" strokeweight="1pt">
                 <v:textbox>
                   <w:txbxContent>
                     <w:p>
@@ -2941,7 +3225,6 @@
                           <w:tab w:val="center" w:pos="4513"/>
                         </w:tabs>
                         <w:rPr>
-                          <w:rFonts w:hint="eastAsia"/>
                           <w:color w:val="000000" w:themeColor="text1"/>
                         </w:rPr>
                       </w:pPr>
@@ -2960,6 +3243,573 @@
             </w:pict>
           </mc:Fallback>
         </mc:AlternateContent>
+      </w:r>
+    </w:p>
+    <w:p>
+      <w:pPr>
+        <w:tabs>
+          <w:tab w:val="center" w:pos="4513"/>
+        </w:tabs>
+        <w:ind w:left="440"/>
+      </w:pPr>
+    </w:p>
+    <w:p>
+      <w:pPr>
+        <w:pStyle w:val="2"/>
+        <w:rPr>
+          <w:sz w:val="24"/>
+          <w:szCs w:val="24"/>
+        </w:rPr>
+      </w:pPr>
+      <w:r>
+        <w:rPr>
+          <w:rFonts w:hint="eastAsia"/>
+          <w:sz w:val="24"/>
+          <w:szCs w:val="24"/>
+        </w:rPr>
+        <w:t>구역 1-2</w:t>
+      </w:r>
+    </w:p>
+    <w:p>
+      <w:pPr>
+        <w:tabs>
+          <w:tab w:val="center" w:pos="4513"/>
+        </w:tabs>
+        <w:ind w:left="440"/>
+      </w:pPr>
+      <w:r>
+        <w:rPr>
+          <w:rFonts w:hint="eastAsia"/>
+        </w:rPr>
+        <w:t>예시 이미지</w:t>
+      </w:r>
+    </w:p>
+    <w:p>
+      <w:pPr>
+        <w:tabs>
+          <w:tab w:val="center" w:pos="4513"/>
+        </w:tabs>
+        <w:ind w:left="440"/>
+      </w:pPr>
+      <w:r>
+        <w:rPr>
+          <w:noProof/>
+        </w:rPr>
+        <w:drawing>
+          <wp:anchor distT="0" distB="0" distL="114300" distR="114300" simplePos="0" relativeHeight="251676672" behindDoc="0" locked="0" layoutInCell="1" allowOverlap="1" wp14:anchorId="73A930C1" wp14:editId="7C652AD0">
+            <wp:simplePos x="0" y="0"/>
+            <wp:positionH relativeFrom="column">
+              <wp:posOffset>276225</wp:posOffset>
+            </wp:positionH>
+            <wp:positionV relativeFrom="paragraph">
+              <wp:posOffset>-3175</wp:posOffset>
+            </wp:positionV>
+            <wp:extent cx="3886200" cy="2598837"/>
+            <wp:effectExtent l="0" t="0" r="0" b="0"/>
+            <wp:wrapTopAndBottom/>
+            <wp:docPr id="795881584" name="그림 1"/>
+            <wp:cNvGraphicFramePr>
+              <a:graphicFrameLocks xmlns:a="http://schemas.openxmlformats.org/drawingml/2006/main" noChangeAspect="1"/>
+            </wp:cNvGraphicFramePr>
+            <a:graphic xmlns:a="http://schemas.openxmlformats.org/drawingml/2006/main">
+              <a:graphicData uri="http://schemas.openxmlformats.org/drawingml/2006/picture">
+                <pic:pic xmlns:pic="http://schemas.openxmlformats.org/drawingml/2006/picture">
+                  <pic:nvPicPr>
+                    <pic:cNvPr id="795881584" name=""/>
+                    <pic:cNvPicPr/>
+                  </pic:nvPicPr>
+                  <pic:blipFill>
+                    <a:blip r:embed="rId16" cstate="print">
+                      <a:extLst>
+                        <a:ext uri="{28A0092B-C50C-407E-A947-70E740481C1C}">
+                          <a14:useLocalDpi xmlns:a14="http://schemas.microsoft.com/office/drawing/2010/main" val="0"/>
+                        </a:ext>
+                      </a:extLst>
+                    </a:blip>
+                    <a:stretch>
+                      <a:fillRect/>
+                    </a:stretch>
+                  </pic:blipFill>
+                  <pic:spPr>
+                    <a:xfrm>
+                      <a:off x="0" y="0"/>
+                      <a:ext cx="3886200" cy="2598837"/>
+                    </a:xfrm>
+                    <a:prstGeom prst="rect">
+                      <a:avLst/>
+                    </a:prstGeom>
+                  </pic:spPr>
+                </pic:pic>
+              </a:graphicData>
+            </a:graphic>
+          </wp:anchor>
+        </w:drawing>
+      </w:r>
+    </w:p>
+    <w:p>
+      <w:pPr>
+        <w:tabs>
+          <w:tab w:val="center" w:pos="4513"/>
+        </w:tabs>
+        <w:ind w:left="440"/>
+      </w:pPr>
+      <w:r>
+        <w:rPr>
+          <w:rFonts w:hint="eastAsia"/>
+        </w:rPr>
+        <w:t>실제 이동 지형</w:t>
+      </w:r>
+    </w:p>
+    <w:p>
+      <w:pPr>
+        <w:tabs>
+          <w:tab w:val="center" w:pos="4513"/>
+        </w:tabs>
+        <w:ind w:left="440"/>
+      </w:pPr>
+      <w:r>
+        <w:rPr>
+          <w:noProof/>
+        </w:rPr>
+        <w:lastRenderedPageBreak/>
+        <w:drawing>
+          <wp:anchor distT="0" distB="0" distL="114300" distR="114300" simplePos="0" relativeHeight="251677696" behindDoc="0" locked="0" layoutInCell="1" allowOverlap="1" wp14:anchorId="053FC8FE" wp14:editId="3F57A7F8">
+            <wp:simplePos x="0" y="0"/>
+            <wp:positionH relativeFrom="column">
+              <wp:posOffset>276225</wp:posOffset>
+            </wp:positionH>
+            <wp:positionV relativeFrom="paragraph">
+              <wp:posOffset>0</wp:posOffset>
+            </wp:positionV>
+            <wp:extent cx="5731510" cy="2715260"/>
+            <wp:effectExtent l="0" t="0" r="2540" b="8890"/>
+            <wp:wrapTopAndBottom/>
+            <wp:docPr id="674894002" name="그림 1"/>
+            <wp:cNvGraphicFramePr>
+              <a:graphicFrameLocks xmlns:a="http://schemas.openxmlformats.org/drawingml/2006/main" noChangeAspect="1"/>
+            </wp:cNvGraphicFramePr>
+            <a:graphic xmlns:a="http://schemas.openxmlformats.org/drawingml/2006/main">
+              <a:graphicData uri="http://schemas.openxmlformats.org/drawingml/2006/picture">
+                <pic:pic xmlns:pic="http://schemas.openxmlformats.org/drawingml/2006/picture">
+                  <pic:nvPicPr>
+                    <pic:cNvPr id="674894002" name=""/>
+                    <pic:cNvPicPr/>
+                  </pic:nvPicPr>
+                  <pic:blipFill>
+                    <a:blip r:embed="rId17">
+                      <a:extLst>
+                        <a:ext uri="{28A0092B-C50C-407E-A947-70E740481C1C}">
+                          <a14:useLocalDpi xmlns:a14="http://schemas.microsoft.com/office/drawing/2010/main" val="0"/>
+                        </a:ext>
+                      </a:extLst>
+                    </a:blip>
+                    <a:stretch>
+                      <a:fillRect/>
+                    </a:stretch>
+                  </pic:blipFill>
+                  <pic:spPr>
+                    <a:xfrm>
+                      <a:off x="0" y="0"/>
+                      <a:ext cx="5731510" cy="2715260"/>
+                    </a:xfrm>
+                    <a:prstGeom prst="rect">
+                      <a:avLst/>
+                    </a:prstGeom>
+                  </pic:spPr>
+                </pic:pic>
+              </a:graphicData>
+            </a:graphic>
+          </wp:anchor>
+        </w:drawing>
+      </w:r>
+    </w:p>
+    <w:p>
+      <w:pPr>
+        <w:tabs>
+          <w:tab w:val="center" w:pos="4513"/>
+        </w:tabs>
+        <w:ind w:left="440"/>
+      </w:pPr>
+    </w:p>
+    <w:p>
+      <w:pPr>
+        <w:tabs>
+          <w:tab w:val="center" w:pos="4513"/>
+        </w:tabs>
+        <w:ind w:left="440"/>
+      </w:pPr>
+      <w:r>
+        <w:rPr>
+          <w:rFonts w:hint="eastAsia"/>
+        </w:rPr>
+        <w:t xml:space="preserve">밧줄을 타고 올라간 다음 열쇠를 들고 내려가야 한다. </w:t>
+      </w:r>
+    </w:p>
+    <w:p>
+      <w:pPr>
+        <w:tabs>
+          <w:tab w:val="center" w:pos="4513"/>
+        </w:tabs>
+        <w:ind w:left="440"/>
+      </w:pPr>
+      <w:r>
+        <w:rPr>
+          <w:rFonts w:hint="eastAsia"/>
+        </w:rPr>
+        <w:t xml:space="preserve">꿈속 설정이기 때문에 내려올 때는 높이의 제한이 없다. (낙하 데미지 없음) </w:t>
+      </w:r>
+    </w:p>
+    <w:p>
+      <w:pPr>
+        <w:tabs>
+          <w:tab w:val="center" w:pos="4513"/>
+        </w:tabs>
+        <w:ind w:left="440"/>
+      </w:pPr>
+      <w:r>
+        <w:rPr>
+          <w:rFonts w:hint="eastAsia"/>
+        </w:rPr>
+        <w:t>바위 언</w:t>
+      </w:r>
+      <w:r>
+        <w:rPr>
+          <w:rFonts w:hint="eastAsia"/>
+        </w:rPr>
+        <w:t>덕</w:t>
+      </w:r>
+      <w:r>
+        <w:rPr>
+          <w:rFonts w:hint="eastAsia"/>
+        </w:rPr>
+        <w:t xml:space="preserve"> 근처</w:t>
+      </w:r>
+      <w:r>
+        <w:rPr>
+          <w:rFonts w:hint="eastAsia"/>
+        </w:rPr>
+        <w:t>의 튜토리얼 트리거를 건드리면</w:t>
+      </w:r>
+      <w:r>
+        <w:rPr>
+          <w:rFonts w:hint="eastAsia"/>
+        </w:rPr>
+        <w:t xml:space="preserve"> </w:t>
+      </w:r>
+      <w:r>
+        <w:rPr>
+          <w:rFonts w:hint="eastAsia"/>
+        </w:rPr>
+        <w:t xml:space="preserve">튜토리얼이 발생한다. </w:t>
+      </w:r>
+    </w:p>
+    <w:p>
+      <w:pPr>
+        <w:tabs>
+          <w:tab w:val="center" w:pos="4513"/>
+        </w:tabs>
+        <w:ind w:left="440"/>
+      </w:pPr>
+      <w:r>
+        <w:rPr>
+          <w:rFonts w:hint="eastAsia"/>
+          <w:noProof/>
+          <w:lang w:val="ko-KR"/>
+        </w:rPr>
+        <mc:AlternateContent>
+          <mc:Choice Requires="wps">
+            <w:drawing>
+              <wp:anchor distT="0" distB="0" distL="114300" distR="114300" simplePos="0" relativeHeight="251679744" behindDoc="0" locked="0" layoutInCell="1" allowOverlap="1" wp14:anchorId="660AD5ED" wp14:editId="057ECA1C">
+                <wp:simplePos x="0" y="0"/>
+                <wp:positionH relativeFrom="margin">
+                  <wp:posOffset>142875</wp:posOffset>
+                </wp:positionH>
+                <wp:positionV relativeFrom="paragraph">
+                  <wp:posOffset>315595</wp:posOffset>
+                </wp:positionV>
+                <wp:extent cx="5715000" cy="1438275"/>
+                <wp:effectExtent l="0" t="0" r="19050" b="28575"/>
+                <wp:wrapTopAndBottom/>
+                <wp:docPr id="82799740" name="직사각형 1"/>
+                <wp:cNvGraphicFramePr/>
+                <a:graphic xmlns:a="http://schemas.openxmlformats.org/drawingml/2006/main">
+                  <a:graphicData uri="http://schemas.microsoft.com/office/word/2010/wordprocessingShape">
+                    <wps:wsp>
+                      <wps:cNvSpPr/>
+                      <wps:spPr>
+                        <a:xfrm>
+                          <a:off x="0" y="0"/>
+                          <a:ext cx="5715000" cy="1438275"/>
+                        </a:xfrm>
+                        <a:prstGeom prst="rect">
+                          <a:avLst/>
+                        </a:prstGeom>
+                        <a:noFill/>
+                      </wps:spPr>
+                      <wps:style>
+                        <a:lnRef idx="2">
+                          <a:schemeClr val="accent1">
+                            <a:shade val="15000"/>
+                          </a:schemeClr>
+                        </a:lnRef>
+                        <a:fillRef idx="1">
+                          <a:schemeClr val="accent1"/>
+                        </a:fillRef>
+                        <a:effectRef idx="0">
+                          <a:schemeClr val="accent1"/>
+                        </a:effectRef>
+                        <a:fontRef idx="minor">
+                          <a:schemeClr val="lt1"/>
+                        </a:fontRef>
+                      </wps:style>
+                      <wps:txbx>
+                        <w:txbxContent>
+                          <w:p>
+                            <w:pPr>
+                              <w:tabs>
+                                <w:tab w:val="center" w:pos="4513"/>
+                              </w:tabs>
+                              <w:rPr>
+                                <w:color w:val="000000" w:themeColor="text1"/>
+                              </w:rPr>
+                            </w:pPr>
+                            <w:r>
+                              <w:rPr>
+                                <w:rFonts w:hint="eastAsia"/>
+                                <w:color w:val="000000" w:themeColor="text1"/>
+                              </w:rPr>
+                              <w:t xml:space="preserve">밧줄 타고 오르기 </w:t>
+                            </w:r>
+                          </w:p>
+                        </w:txbxContent>
+                      </wps:txbx>
+                      <wps:bodyPr rot="0" spcFirstLastPara="0" vertOverflow="overflow" horzOverflow="overflow" vert="horz" wrap="square" lIns="91440" tIns="45720" rIns="91440" bIns="45720" numCol="1" spcCol="0" rtlCol="0" fromWordArt="0" anchor="ctr" anchorCtr="0" forceAA="0" compatLnSpc="1">
+                        <a:prstTxWarp prst="textNoShape">
+                          <a:avLst/>
+                        </a:prstTxWarp>
+                        <a:noAutofit/>
+                      </wps:bodyPr>
+                    </wps:wsp>
+                  </a:graphicData>
+                </a:graphic>
+                <wp14:sizeRelH relativeFrom="margin">
+                  <wp14:pctWidth>0</wp14:pctWidth>
+                </wp14:sizeRelH>
+                <wp14:sizeRelV relativeFrom="margin">
+                  <wp14:pctHeight>0</wp14:pctHeight>
+                </wp14:sizeRelV>
+              </wp:anchor>
+            </w:drawing>
+          </mc:Choice>
+          <mc:Fallback>
+            <w:pict>
+              <v:rect w14:anchorId="660AD5ED" id="_x0000_s1030" style="position:absolute;left:0;text-align:left;margin-left:11.25pt;margin-top:24.85pt;width:450pt;height:113.25pt;z-index:251679744;visibility:visible;mso-wrap-style:square;mso-width-percent:0;mso-height-percent:0;mso-wrap-distance-left:9pt;mso-wrap-distance-top:0;mso-wrap-distance-right:9pt;mso-wrap-distance-bottom:0;mso-position-horizontal:absolute;mso-position-horizontal-relative:margin;mso-position-vertical:absolute;mso-position-vertical-relative:text;mso-width-percent:0;mso-height-percent:0;mso-width-relative:margin;mso-height-relative:margin;v-text-anchor:middle" o:gfxdata="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" filled="f" strokecolor="#09101d [484]" strokeweight="1pt">
+                <v:textbox>
+                  <w:txbxContent>
+                    <w:p>
+                      <w:pPr>
+                        <w:tabs>
+                          <w:tab w:val="center" w:pos="4513"/>
+                        </w:tabs>
+                        <w:rPr>
+                          <w:color w:val="000000" w:themeColor="text1"/>
+                        </w:rPr>
+                      </w:pPr>
+                      <w:r>
+                        <w:rPr>
+                          <w:rFonts w:hint="eastAsia"/>
+                          <w:color w:val="000000" w:themeColor="text1"/>
+                        </w:rPr>
+                        <w:t xml:space="preserve">밧줄 타고 오르기 </w:t>
+                      </w:r>
+                    </w:p>
+                  </w:txbxContent>
+                </v:textbox>
+                <w10:wrap type="topAndBottom" anchorx="margin"/>
+              </v:rect>
+            </w:pict>
+          </mc:Fallback>
+        </mc:AlternateContent>
+      </w:r>
+    </w:p>
+    <w:p>
+      <w:pPr>
+        <w:tabs>
+          <w:tab w:val="center" w:pos="4513"/>
+        </w:tabs>
+        <w:ind w:left="440"/>
+      </w:pPr>
+    </w:p>
+    <w:p>
+      <w:pPr>
+        <w:tabs>
+          <w:tab w:val="center" w:pos="4513"/>
+        </w:tabs>
+        <w:ind w:left="440"/>
+      </w:pPr>
+      <w:r>
+        <w:rPr>
+          <w:rFonts w:hint="eastAsia"/>
+        </w:rPr>
+        <w:t xml:space="preserve">플레이어는 초록색 열쇠를 들고 다시 </w:t>
+      </w:r>
+      <w:proofErr w:type="spellStart"/>
+      <w:r>
+        <w:rPr>
+          <w:rFonts w:hint="eastAsia"/>
+        </w:rPr>
+        <w:t>맵의</w:t>
+      </w:r>
+      <w:proofErr w:type="spellEnd"/>
+      <w:r>
+        <w:rPr>
+          <w:rFonts w:hint="eastAsia"/>
+        </w:rPr>
+        <w:t xml:space="preserve"> 중앙으로 이동해야 한다.</w:t>
+      </w:r>
+    </w:p>
+    <w:p>
+      <w:pPr>
+        <w:tabs>
+          <w:tab w:val="center" w:pos="4513"/>
+        </w:tabs>
+        <w:ind w:left="440"/>
+      </w:pPr>
+      <w:r>
+        <w:rPr>
+          <w:rFonts w:hint="eastAsia"/>
+        </w:rPr>
+        <w:t xml:space="preserve">한 번에 들 수 있는 물건은 </w:t>
+      </w:r>
+      <w:proofErr w:type="gramStart"/>
+      <w:r>
+        <w:rPr>
+          <w:rFonts w:hint="eastAsia"/>
+        </w:rPr>
+        <w:t>하나 뿐이므로</w:t>
+      </w:r>
+      <w:proofErr w:type="gramEnd"/>
+      <w:r>
+        <w:rPr>
+          <w:rFonts w:hint="eastAsia"/>
+        </w:rPr>
+        <w:t xml:space="preserve"> 플레이어의 동선은 다음과 같다.</w:t>
+      </w:r>
+    </w:p>
+    <w:p>
+      <w:pPr>
+        <w:tabs>
+          <w:tab w:val="center" w:pos="4513"/>
+        </w:tabs>
+        <w:ind w:left="440"/>
+      </w:pPr>
+      <w:r>
+        <w:rPr>
+          <w:rFonts w:hint="eastAsia"/>
+        </w:rPr>
+        <w:t>왼쪽으로 가서 빨간색 열쇠를 들고 중앙으로 돌아와서 놓기</w:t>
+      </w:r>
+    </w:p>
+    <w:p>
+      <w:pPr>
+        <w:tabs>
+          <w:tab w:val="center" w:pos="4513"/>
+        </w:tabs>
+        <w:ind w:left="440"/>
+      </w:pPr>
+      <w:r>
+        <w:rPr>
+          <w:rFonts w:hint="eastAsia"/>
+        </w:rPr>
+        <w:t>오른쪽으로 가서 초록색 열쇠를 들고 중앙으로 돌아와서 놓기</w:t>
+      </w:r>
+    </w:p>
+    <w:p>
+      <w:pPr>
+        <w:tabs>
+          <w:tab w:val="center" w:pos="4513"/>
+        </w:tabs>
+        <w:ind w:left="440"/>
+      </w:pPr>
+    </w:p>
+    <w:p>
+      <w:pPr>
+        <w:pStyle w:val="2"/>
+        <w:rPr>
+          <w:sz w:val="24"/>
+          <w:szCs w:val="24"/>
+        </w:rPr>
+      </w:pPr>
+      <w:r>
+        <w:rPr>
+          <w:rFonts w:hint="eastAsia"/>
+          <w:sz w:val="24"/>
+          <w:szCs w:val="24"/>
+        </w:rPr>
+        <w:lastRenderedPageBreak/>
+        <w:t>퍼즐의 정답</w:t>
+      </w:r>
+    </w:p>
+    <w:p>
+      <w:pPr>
+        <w:tabs>
+          <w:tab w:val="center" w:pos="4513"/>
+        </w:tabs>
+        <w:ind w:left="440"/>
+      </w:pPr>
+      <w:r>
+        <w:rPr>
+          <w:noProof/>
+        </w:rPr>
+        <w:drawing>
+          <wp:inline distT="0" distB="0" distL="0" distR="0" wp14:anchorId="6C54BC23" wp14:editId="7393A0B5">
+            <wp:extent cx="5731510" cy="3630295"/>
+            <wp:effectExtent l="0" t="0" r="2540" b="8255"/>
+            <wp:docPr id="1268263805" name="그림 1"/>
+            <wp:cNvGraphicFramePr>
+              <a:graphicFrameLocks xmlns:a="http://schemas.openxmlformats.org/drawingml/2006/main" noChangeAspect="1"/>
+            </wp:cNvGraphicFramePr>
+            <a:graphic xmlns:a="http://schemas.openxmlformats.org/drawingml/2006/main">
+              <a:graphicData uri="http://schemas.openxmlformats.org/drawingml/2006/picture">
+                <pic:pic xmlns:pic="http://schemas.openxmlformats.org/drawingml/2006/picture">
+                  <pic:nvPicPr>
+                    <pic:cNvPr id="1268263805" name=""/>
+                    <pic:cNvPicPr/>
+                  </pic:nvPicPr>
+                  <pic:blipFill>
+                    <a:blip r:embed="rId18"/>
+                    <a:stretch>
+                      <a:fillRect/>
+                    </a:stretch>
+                  </pic:blipFill>
+                  <pic:spPr>
+                    <a:xfrm>
+                      <a:off x="0" y="0"/>
+                      <a:ext cx="5731510" cy="3630295"/>
+                    </a:xfrm>
+                    <a:prstGeom prst="rect">
+                      <a:avLst/>
+                    </a:prstGeom>
+                  </pic:spPr>
+                </pic:pic>
+              </a:graphicData>
+            </a:graphic>
+          </wp:inline>
+        </w:drawing>
+      </w:r>
+    </w:p>
+    <w:p>
+      <w:pPr>
+        <w:tabs>
+          <w:tab w:val="center" w:pos="4513"/>
+        </w:tabs>
+        <w:ind w:left="440"/>
+      </w:pPr>
+      <w:r>
+        <w:rPr>
+          <w:rFonts w:hint="eastAsia"/>
+        </w:rPr>
+        <w:t xml:space="preserve">열쇠를 각 색상에 대응하는 곳에 올려 놓아야 문이 열리고 다음으로 진행할 수 있다. </w:t>
       </w:r>
     </w:p>
     <w:sectPr>
@@ -3355,6 +4205,95 @@
     </w:lvl>
   </w:abstractNum>
   <w:abstractNum w:abstractNumId="4" w15:restartNumberingAfterBreak="0">
+    <w:nsid w:val="571473A6"/>
+    <w:multiLevelType w:val="hybridMultilevel"/>
+    <w:tmpl w:val="62DC236E"/>
+    <w:lvl w:ilvl="0" w:tplc="EC18EA76">
+      <w:start w:val="1"/>
+      <w:numFmt w:val="decimal"/>
+      <w:lvlText w:val="%1."/>
+      <w:lvlJc w:val="left"/>
+      <w:pPr>
+        <w:ind w:left="800" w:hanging="360"/>
+      </w:pPr>
+      <w:rPr>
+        <w:rFonts w:hint="default"/>
+      </w:rPr>
+    </w:lvl>
+    <w:lvl w:ilvl="1" w:tplc="04090019" w:tentative="1">
+      <w:start w:val="1"/>
+      <w:numFmt w:val="upperLetter"/>
+      <w:lvlText w:val="%2."/>
+      <w:lvlJc w:val="left"/>
+      <w:pPr>
+        <w:ind w:left="1320" w:hanging="440"/>
+      </w:pPr>
+    </w:lvl>
+    <w:lvl w:ilvl="2" w:tplc="0409001B" w:tentative="1">
+      <w:start w:val="1"/>
+      <w:numFmt w:val="lowerRoman"/>
+      <w:lvlText w:val="%3."/>
+      <w:lvlJc w:val="right"/>
+      <w:pPr>
+        <w:ind w:left="1760" w:hanging="440"/>
+      </w:pPr>
+    </w:lvl>
+    <w:lvl w:ilvl="3" w:tplc="0409000F" w:tentative="1">
+      <w:start w:val="1"/>
+      <w:numFmt w:val="decimal"/>
+      <w:lvlText w:val="%4."/>
+      <w:lvlJc w:val="left"/>
+      <w:pPr>
+        <w:ind w:left="2200" w:hanging="440"/>
+      </w:pPr>
+    </w:lvl>
+    <w:lvl w:ilvl="4" w:tplc="04090019" w:tentative="1">
+      <w:start w:val="1"/>
+      <w:numFmt w:val="upperLetter"/>
+      <w:lvlText w:val="%5."/>
+      <w:lvlJc w:val="left"/>
+      <w:pPr>
+        <w:ind w:left="2640" w:hanging="440"/>
+      </w:pPr>
+    </w:lvl>
+    <w:lvl w:ilvl="5" w:tplc="0409001B" w:tentative="1">
+      <w:start w:val="1"/>
+      <w:numFmt w:val="lowerRoman"/>
+      <w:lvlText w:val="%6."/>
+      <w:lvlJc w:val="right"/>
+      <w:pPr>
+        <w:ind w:left="3080" w:hanging="440"/>
+      </w:pPr>
+    </w:lvl>
+    <w:lvl w:ilvl="6" w:tplc="0409000F" w:tentative="1">
+      <w:start w:val="1"/>
+      <w:numFmt w:val="decimal"/>
+      <w:lvlText w:val="%7."/>
+      <w:lvlJc w:val="left"/>
+      <w:pPr>
+        <w:ind w:left="3520" w:hanging="440"/>
+      </w:pPr>
+    </w:lvl>
+    <w:lvl w:ilvl="7" w:tplc="04090019" w:tentative="1">
+      <w:start w:val="1"/>
+      <w:numFmt w:val="upperLetter"/>
+      <w:lvlText w:val="%8."/>
+      <w:lvlJc w:val="left"/>
+      <w:pPr>
+        <w:ind w:left="3960" w:hanging="440"/>
+      </w:pPr>
+    </w:lvl>
+    <w:lvl w:ilvl="8" w:tplc="0409001B" w:tentative="1">
+      <w:start w:val="1"/>
+      <w:numFmt w:val="lowerRoman"/>
+      <w:lvlText w:val="%9."/>
+      <w:lvlJc w:val="right"/>
+      <w:pPr>
+        <w:ind w:left="4400" w:hanging="440"/>
+      </w:pPr>
+    </w:lvl>
+  </w:abstractNum>
+  <w:abstractNum w:abstractNumId="5" w15:restartNumberingAfterBreak="0">
     <w:nsid w:val="714946CD"/>
     <w:multiLevelType w:val="multilevel"/>
     <w:tmpl w:val="E39ED8B2"/>
@@ -3485,10 +4424,13 @@
     <w:abstractNumId w:val="1"/>
   </w:num>
   <w:num w:numId="4" w16cid:durableId="607083311">
-    <w:abstractNumId w:val="4"/>
+    <w:abstractNumId w:val="5"/>
   </w:num>
   <w:num w:numId="5" w16cid:durableId="2137678609">
     <w:abstractNumId w:val="0"/>
+  </w:num>
+  <w:num w:numId="6" w16cid:durableId="174685959">
+    <w:abstractNumId w:val="4"/>
   </w:num>
 </w:numbering>
 </file>
@@ -4720,4 +5662,16 @@
     </a:ext>
   </a:extLst>
 </a:theme>
+</file>
+
+<file path=customXml/item1.xml><?xml version="1.0" encoding="utf-8"?>
+<b:Sources xmlns:b="http://schemas.openxmlformats.org/officeDocument/2006/bibliography" xmlns="http://schemas.openxmlformats.org/officeDocument/2006/bibliography" SelectedStyle="\APASixthEditionOfficeOnline.xsl" StyleName="APA" Version="6"/>
+</file>
+
+<file path=customXml/itemProps1.xml><?xml version="1.0" encoding="utf-8"?>
+<ds:datastoreItem xmlns:ds="http://schemas.openxmlformats.org/officeDocument/2006/customXml" ds:itemID="{300347F5-3398-4B24-AA28-CB5B954FD9AB}">
+  <ds:schemaRefs>
+    <ds:schemaRef ds:uri="http://schemas.openxmlformats.org/officeDocument/2006/bibliography"/>
+  </ds:schemaRefs>
+</ds:datastoreItem>
 </file>